--- a/doc/詞/宋朝/蔣捷/蔣捷-虞美人·聽雨.docx
+++ b/doc/詞/宋朝/蔣捷/蔣捷-虞美人·聽雨.docx
@@ -1,6 +1,6 @@
 
 <file path=word/document.xml><?xml version="1.0" encoding="utf-8"?>
-<w:document xmlns:wpc="http://schemas.microsoft.com/office/word/2010/wordprocessingCanvas" xmlns:cx="http://schemas.microsoft.com/office/drawing/2014/chartex" xmlns:cx1="http://schemas.microsoft.com/office/drawing/2015/9/8/chartex" xmlns:cx2="http://schemas.microsoft.com/office/drawing/2015/10/21/chartex" xmlns:cx3="http://schemas.microsoft.com/office/drawing/2016/5/9/chartex" xmlns:cx4="http://schemas.microsoft.com/office/drawing/2016/5/10/chartex" xmlns:cx5="http://schemas.microsoft.com/office/drawing/2016/5/11/chartex" xmlns:cx6="http://schemas.microsoft.com/office/drawing/2016/5/12/chartex" xmlns:cx7="http://schemas.microsoft.com/office/drawing/2016/5/13/chartex" xmlns:cx8="http://schemas.microsoft.com/office/drawing/2016/5/14/chartex" xmlns:mc="http://schemas.openxmlformats.org/markup-compatibility/2006" xmlns:aink="http://schemas.microsoft.com/office/drawing/2016/ink" xmlns:am3d="http://schemas.microsoft.com/office/drawing/2017/model3d" xmlns:o="urn:schemas-microsoft-com:office:office" xmlns:oel="http://schemas.microsoft.com/office/2019/extlst" xmlns:r="http://schemas.openxmlformats.org/officeDocument/2006/relationships" xmlns:m="http://schemas.openxmlformats.org/officeDocument/2006/math" xmlns:v="urn:schemas-microsoft-com:vml" xmlns:wp14="http://schemas.microsoft.com/office/word/2010/wordprocessingDrawing" xmlns:wp="http://schemas.openxmlformats.org/drawingml/2006/wordprocessingDrawing" xmlns:w10="urn:schemas-microsoft-com:office:word" xmlns:w="http://schemas.openxmlformats.org/wordprocessingml/2006/main" xmlns:w14="http://schemas.microsoft.com/office/word/2010/wordml" xmlns:w15="http://schemas.microsoft.com/office/word/2012/wordml" xmlns:w16cex="http://schemas.microsoft.com/office/word/2018/wordml/cex" xmlns:w16cid="http://schemas.microsoft.com/office/word/2016/wordml/cid" xmlns:w16="http://schemas.microsoft.com/office/word/2018/wordml" xmlns:w16du="http://schemas.microsoft.com/office/word/2023/wordml/word16du" xmlns:w16sdtdh="http://schemas.microsoft.com/office/word/2020/wordml/sdtdatahash" xmlns:w16se="http://schemas.microsoft.com/office/word/2015/wordml/symex" xmlns:wpg="http://schemas.microsoft.com/office/word/2010/wordprocessingGroup" xmlns:wpi="http://schemas.microsoft.com/office/word/2010/wordprocessingInk" xmlns:wne="http://schemas.microsoft.com/office/word/2006/wordml" xmlns:wps="http://schemas.microsoft.com/office/word/2010/wordprocessingShape" mc:Ignorable="w14 w15 w16se w16cid w16 w16cex w16sdtdh wp14">
+<w:document xmlns:wpc="http://schemas.microsoft.com/office/word/2010/wordprocessingCanvas" xmlns:cx="http://schemas.microsoft.com/office/drawing/2014/chartex" xmlns:cx1="http://schemas.microsoft.com/office/drawing/2015/9/8/chartex" xmlns:cx2="http://schemas.microsoft.com/office/drawing/2015/10/21/chartex" xmlns:cx3="http://schemas.microsoft.com/office/drawing/2016/5/9/chartex" xmlns:cx4="http://schemas.microsoft.com/office/drawing/2016/5/10/chartex" xmlns:cx5="http://schemas.microsoft.com/office/drawing/2016/5/11/chartex" xmlns:cx6="http://schemas.microsoft.com/office/drawing/2016/5/12/chartex" xmlns:cx7="http://schemas.microsoft.com/office/drawing/2016/5/13/chartex" xmlns:cx8="http://schemas.microsoft.com/office/drawing/2016/5/14/chartex" xmlns:mc="http://schemas.openxmlformats.org/markup-compatibility/2006" xmlns:aink="http://schemas.microsoft.com/office/drawing/2016/ink" xmlns:am3d="http://schemas.microsoft.com/office/drawing/2017/model3d" xmlns:o="urn:schemas-microsoft-com:office:office" xmlns:oel="http://schemas.microsoft.com/office/2019/extlst" xmlns:r="http://schemas.openxmlformats.org/officeDocument/2006/relationships" xmlns:m="http://schemas.openxmlformats.org/officeDocument/2006/math" xmlns:v="urn:schemas-microsoft-com:vml" xmlns:wp14="http://schemas.microsoft.com/office/word/2010/wordprocessingDrawing" xmlns:wp="http://schemas.openxmlformats.org/drawingml/2006/wordprocessingDrawing" xmlns:w10="urn:schemas-microsoft-com:office:word" xmlns:w="http://schemas.openxmlformats.org/wordprocessingml/2006/main" xmlns:w14="http://schemas.microsoft.com/office/word/2010/wordml" xmlns:w15="http://schemas.microsoft.com/office/word/2012/wordml" xmlns:w16cex="http://schemas.microsoft.com/office/word/2018/wordml/cex" xmlns:w16cid="http://schemas.microsoft.com/office/word/2016/wordml/cid" xmlns:w16="http://schemas.microsoft.com/office/word/2018/wordml" xmlns:w16du="http://schemas.microsoft.com/office/word/2023/wordml/word16du" xmlns:w16sdtdh="http://schemas.microsoft.com/office/word/2020/wordml/sdtdatahash" xmlns:w16sdtfl="http://schemas.microsoft.com/office/word/2024/wordml/sdtformatlock" xmlns:w16se="http://schemas.microsoft.com/office/word/2015/wordml/symex" xmlns:wpg="http://schemas.microsoft.com/office/word/2010/wordprocessingGroup" xmlns:wpi="http://schemas.microsoft.com/office/word/2010/wordprocessingInk" xmlns:wne="http://schemas.microsoft.com/office/word/2006/wordml" xmlns:wps="http://schemas.microsoft.com/office/word/2010/wordprocessingShape" mc:Ignorable="w14 w15 w16se w16cid w16 w16cex w16sdtdh w16sdtfl w16du wp14">
   <w:body>
     <w:p>
       <w:pPr>
@@ -51,7 +51,7 @@
           <w:sz w:val="44"/>
           <w:szCs w:val="44"/>
         </w:rPr>
-        <w:t xml:space="preserve">           </w:t>
+        <w:t xml:space="preserve">        </w:t>
       </w:r>
       <w:r>
         <w:rPr>
@@ -84,9 +84,19 @@
           <w:sz w:val="32"/>
           <w:szCs w:val="32"/>
         </w:rPr>
-        <w:t>少年</w:t>
-      </w:r>
-      <w:proofErr w:type="gramStart"/>
+        <w:t>少年聽雨歌樓上。紅燭昏羅帳。</w:t>
+      </w:r>
+    </w:p>
+    <w:p>
+      <w:pPr>
+        <w:spacing w:after="0" w:line="400" w:lineRule="exact"/>
+        <w:ind w:left="0" w:right="0" w:firstLine="0"/>
+        <w:rPr>
+          <w:color w:val="0F0F0F"/>
+          <w:sz w:val="32"/>
+          <w:szCs w:val="32"/>
+        </w:rPr>
+      </w:pPr>
       <w:r>
         <w:rPr>
           <w:rFonts w:hint="eastAsia"/>
@@ -94,9 +104,19 @@
           <w:sz w:val="32"/>
           <w:szCs w:val="32"/>
         </w:rPr>
-        <w:t>聽雨歌樓上</w:t>
-      </w:r>
-      <w:proofErr w:type="gramEnd"/>
+        <w:t>壯年聽雨客舟中。江闊雲低、斷雁叫西風。</w:t>
+      </w:r>
+    </w:p>
+    <w:p>
+      <w:pPr>
+        <w:spacing w:after="0" w:line="400" w:lineRule="exact"/>
+        <w:ind w:left="0" w:right="0" w:firstLine="0"/>
+        <w:rPr>
+          <w:color w:val="0F0F0F"/>
+          <w:sz w:val="32"/>
+          <w:szCs w:val="32"/>
+        </w:rPr>
+      </w:pPr>
       <w:r>
         <w:rPr>
           <w:rFonts w:hint="eastAsia"/>
@@ -104,9 +124,19 @@
           <w:sz w:val="32"/>
           <w:szCs w:val="32"/>
         </w:rPr>
-        <w:t>。紅</w:t>
-      </w:r>
-      <w:proofErr w:type="gramStart"/>
+        <w:t>而今聽雨僧廬下。鬢已星星也。</w:t>
+      </w:r>
+    </w:p>
+    <w:p>
+      <w:pPr>
+        <w:spacing w:after="0" w:line="400" w:lineRule="exact"/>
+        <w:ind w:left="0" w:right="0" w:firstLine="0"/>
+        <w:rPr>
+          <w:color w:val="0F0F0F"/>
+          <w:sz w:val="32"/>
+          <w:szCs w:val="32"/>
+        </w:rPr>
+      </w:pPr>
       <w:r>
         <w:rPr>
           <w:rFonts w:hint="eastAsia"/>
@@ -114,156 +144,6 @@
           <w:sz w:val="32"/>
           <w:szCs w:val="32"/>
         </w:rPr>
-        <w:t>燭昏羅帳</w:t>
-      </w:r>
-      <w:proofErr w:type="gramEnd"/>
-      <w:r>
-        <w:rPr>
-          <w:rFonts w:hint="eastAsia"/>
-          <w:color w:val="0F0F0F"/>
-          <w:sz w:val="32"/>
-          <w:szCs w:val="32"/>
-        </w:rPr>
-        <w:t>。</w:t>
-      </w:r>
-    </w:p>
-    <w:p>
-      <w:pPr>
-        <w:spacing w:after="0" w:line="400" w:lineRule="exact"/>
-        <w:ind w:left="0" w:right="0" w:firstLine="0"/>
-        <w:rPr>
-          <w:color w:val="0F0F0F"/>
-          <w:sz w:val="32"/>
-          <w:szCs w:val="32"/>
-        </w:rPr>
-      </w:pPr>
-      <w:r>
-        <w:rPr>
-          <w:rFonts w:hint="eastAsia"/>
-          <w:color w:val="0F0F0F"/>
-          <w:sz w:val="32"/>
-          <w:szCs w:val="32"/>
-        </w:rPr>
-        <w:t>壯年聽</w:t>
-      </w:r>
-      <w:proofErr w:type="gramStart"/>
-      <w:r>
-        <w:rPr>
-          <w:rFonts w:hint="eastAsia"/>
-          <w:color w:val="0F0F0F"/>
-          <w:sz w:val="32"/>
-          <w:szCs w:val="32"/>
-        </w:rPr>
-        <w:t>雨客舟中</w:t>
-      </w:r>
-      <w:proofErr w:type="gramEnd"/>
-      <w:r>
-        <w:rPr>
-          <w:rFonts w:hint="eastAsia"/>
-          <w:color w:val="0F0F0F"/>
-          <w:sz w:val="32"/>
-          <w:szCs w:val="32"/>
-        </w:rPr>
-        <w:t>。</w:t>
-      </w:r>
-      <w:proofErr w:type="gramStart"/>
-      <w:r>
-        <w:rPr>
-          <w:rFonts w:hint="eastAsia"/>
-          <w:color w:val="0F0F0F"/>
-          <w:sz w:val="32"/>
-          <w:szCs w:val="32"/>
-        </w:rPr>
-        <w:t>江闊雲低、斷雁叫</w:t>
-      </w:r>
-      <w:proofErr w:type="gramEnd"/>
-      <w:r>
-        <w:rPr>
-          <w:rFonts w:hint="eastAsia"/>
-          <w:color w:val="0F0F0F"/>
-          <w:sz w:val="32"/>
-          <w:szCs w:val="32"/>
-        </w:rPr>
-        <w:t>西風。</w:t>
-      </w:r>
-    </w:p>
-    <w:p>
-      <w:pPr>
-        <w:spacing w:after="0" w:line="400" w:lineRule="exact"/>
-        <w:ind w:left="0" w:right="0" w:firstLine="0"/>
-        <w:rPr>
-          <w:color w:val="0F0F0F"/>
-          <w:sz w:val="32"/>
-          <w:szCs w:val="32"/>
-        </w:rPr>
-      </w:pPr>
-      <w:r>
-        <w:rPr>
-          <w:rFonts w:hint="eastAsia"/>
-          <w:color w:val="0F0F0F"/>
-          <w:sz w:val="32"/>
-          <w:szCs w:val="32"/>
-        </w:rPr>
-        <w:t>而今聽</w:t>
-      </w:r>
-      <w:proofErr w:type="gramStart"/>
-      <w:r>
-        <w:rPr>
-          <w:rFonts w:hint="eastAsia"/>
-          <w:color w:val="0F0F0F"/>
-          <w:sz w:val="32"/>
-          <w:szCs w:val="32"/>
-        </w:rPr>
-        <w:t>雨僧廬下</w:t>
-      </w:r>
-      <w:proofErr w:type="gramEnd"/>
-      <w:r>
-        <w:rPr>
-          <w:rFonts w:hint="eastAsia"/>
-          <w:color w:val="0F0F0F"/>
-          <w:sz w:val="32"/>
-          <w:szCs w:val="32"/>
-        </w:rPr>
-        <w:t>。</w:t>
-      </w:r>
-      <w:proofErr w:type="gramStart"/>
-      <w:r>
-        <w:rPr>
-          <w:rFonts w:hint="eastAsia"/>
-          <w:color w:val="0F0F0F"/>
-          <w:sz w:val="32"/>
-          <w:szCs w:val="32"/>
-        </w:rPr>
-        <w:t>鬢已星星</w:t>
-      </w:r>
-      <w:proofErr w:type="gramEnd"/>
-      <w:r>
-        <w:rPr>
-          <w:rFonts w:hint="eastAsia"/>
-          <w:color w:val="0F0F0F"/>
-          <w:sz w:val="32"/>
-          <w:szCs w:val="32"/>
-        </w:rPr>
-        <w:t>也。</w:t>
-      </w:r>
-    </w:p>
-    <w:p>
-      <w:pPr>
-        <w:spacing w:after="0" w:line="400" w:lineRule="exact"/>
-        <w:ind w:left="0" w:right="0" w:firstLine="0"/>
-        <w:rPr>
-          <w:color w:val="0F0F0F"/>
-          <w:sz w:val="32"/>
-          <w:szCs w:val="32"/>
-        </w:rPr>
-      </w:pPr>
-      <w:r>
-        <w:rPr>
-          <w:rFonts w:hint="eastAsia"/>
-          <w:color w:val="0F0F0F"/>
-          <w:sz w:val="32"/>
-          <w:szCs w:val="32"/>
-        </w:rPr>
         <w:t>悲歡離合總無情。一任階前、點滴到天明。</w:t>
       </w:r>
     </w:p>
@@ -283,7 +163,7 @@
     </w:p>
     <w:p>
       <w:pPr>
-        <w:spacing w:after="0" w:line="380" w:lineRule="exact"/>
+        <w:spacing w:after="0" w:line="420" w:lineRule="exact"/>
         <w:ind w:left="0" w:right="0" w:firstLine="0"/>
         <w:rPr>
           <w:szCs w:val="28"/>
@@ -294,28 +174,12 @@
           <w:rFonts w:hint="eastAsia"/>
           <w:szCs w:val="28"/>
         </w:rPr>
-        <w:t>年少的時候，歌樓上聽雨，紅燭盞盞，昏暗的燈光</w:t>
-      </w:r>
-      <w:proofErr w:type="gramStart"/>
-      <w:r>
-        <w:rPr>
-          <w:rFonts w:hint="eastAsia"/>
-          <w:szCs w:val="28"/>
-        </w:rPr>
-        <w:t>下羅帳輕盈</w:t>
-      </w:r>
-      <w:proofErr w:type="gramEnd"/>
-      <w:r>
-        <w:rPr>
-          <w:rFonts w:hint="eastAsia"/>
-          <w:szCs w:val="28"/>
-        </w:rPr>
-        <w:t>。</w:t>
+        <w:t>少年時，在富麗堂皇的歌樓上，伴著紅燭昏暗的羅帳，正聽著窗外綿綿的春雨，那是歌舞升平、沉浸在青春歡樂中的年代。</w:t>
       </w:r>
     </w:p>
     <w:p>
       <w:pPr>
-        <w:spacing w:after="0" w:line="380" w:lineRule="exact"/>
+        <w:spacing w:beforeLines="50" w:before="120" w:after="0" w:line="420" w:lineRule="exact"/>
         <w:ind w:left="0" w:right="0" w:firstLine="0"/>
         <w:rPr>
           <w:szCs w:val="28"/>
@@ -326,28 +190,12 @@
           <w:rFonts w:hint="eastAsia"/>
           <w:szCs w:val="28"/>
         </w:rPr>
-        <w:t>人到中年，在異國他鄉的小船上，看濛濛細雨，</w:t>
-      </w:r>
-      <w:proofErr w:type="gramStart"/>
-      <w:r>
-        <w:rPr>
-          <w:rFonts w:hint="eastAsia"/>
-          <w:szCs w:val="28"/>
-        </w:rPr>
-        <w:t>茫茫江</w:t>
-      </w:r>
-      <w:proofErr w:type="gramEnd"/>
-      <w:r>
-        <w:rPr>
-          <w:rFonts w:hint="eastAsia"/>
-          <w:szCs w:val="28"/>
-        </w:rPr>
-        <w:t>面，水天一線，西風中，一隻失羣的孤雁陣陣哀鳴。</w:t>
+        <w:t>到了壯年，四處飄泊，在孤零零的客船中聽雨。此時正值長江遼闊、烏雲低垂的秋天，西風中傳來失群孤雁的哀鳴，盡顯羈旅飄泊的孤寂與惆悵。</w:t>
       </w:r>
     </w:p>
     <w:p>
       <w:pPr>
-        <w:spacing w:after="0" w:line="380" w:lineRule="exact"/>
+        <w:spacing w:beforeLines="50" w:before="120" w:after="0" w:line="420" w:lineRule="exact"/>
         <w:ind w:left="0" w:right="0" w:firstLine="0"/>
         <w:rPr>
           <w:szCs w:val="28"/>
@@ -358,60 +206,29 @@
           <w:rFonts w:hint="eastAsia"/>
           <w:szCs w:val="28"/>
         </w:rPr>
-        <w:t>而今，人已暮年，</w:t>
-      </w:r>
-      <w:proofErr w:type="gramStart"/>
-      <w:r>
-        <w:rPr>
-          <w:rFonts w:hint="eastAsia"/>
-          <w:szCs w:val="28"/>
-        </w:rPr>
-        <w:t>兩鬢已是</w:t>
-      </w:r>
-      <w:proofErr w:type="gramEnd"/>
-      <w:r>
-        <w:rPr>
-          <w:rFonts w:hint="eastAsia"/>
-          <w:szCs w:val="28"/>
-        </w:rPr>
-        <w:t>白髮蒼蒼，獨自一人在</w:t>
-      </w:r>
-      <w:proofErr w:type="gramStart"/>
-      <w:r>
-        <w:rPr>
-          <w:rFonts w:hint="eastAsia"/>
-          <w:szCs w:val="28"/>
-        </w:rPr>
-        <w:t>僧廬下</w:t>
-      </w:r>
-      <w:proofErr w:type="gramEnd"/>
-      <w:r>
-        <w:rPr>
-          <w:rFonts w:hint="eastAsia"/>
-          <w:szCs w:val="28"/>
-        </w:rPr>
-        <w:t>，聽細雨點點。</w:t>
+        <w:t>而如今，歷經滄桑，在孤寂的僧寺中聽著雨聲，鬢角已經斑白，雙鬢稀疏而蒼老。</w:t>
       </w:r>
     </w:p>
     <w:p>
       <w:pPr>
-        <w:spacing w:after="0" w:line="380" w:lineRule="exact"/>
+        <w:spacing w:beforeLines="50" w:before="120" w:after="0" w:line="420" w:lineRule="exact"/>
         <w:ind w:left="0" w:right="0" w:firstLine="0"/>
         <w:rPr>
-          <w:szCs w:val="28"/>
-        </w:rPr>
-      </w:pPr>
-      <w:r>
-        <w:rPr>
           <w:rFonts w:hint="eastAsia"/>
           <w:szCs w:val="28"/>
         </w:rPr>
-        <w:t>人生的悲歡離合的經歷是無情的，還是讓臺階前一滴滴的小雨下到天亮吧。</w:t>
+      </w:pPr>
+      <w:r>
+        <w:rPr>
+          <w:rFonts w:hint="eastAsia"/>
+          <w:szCs w:val="28"/>
+        </w:rPr>
+        <w:t>人生的悲歡離合、聚散無常，本來就是這樣無情。如今已然心如止水，索性隨它去吧！就讓階前的雨滴，一滴滴、點點滴滴地敲打到天明。</w:t>
       </w:r>
     </w:p>
     <w:p>
       <w:pPr>
-        <w:spacing w:beforeLines="50" w:before="120" w:after="0" w:line="400" w:lineRule="exact"/>
+        <w:spacing w:beforeLines="50" w:before="120" w:after="0" w:line="440" w:lineRule="exact"/>
         <w:ind w:left="0" w:right="0" w:firstLine="0"/>
         <w:rPr>
           <w:sz w:val="32"/>
@@ -433,51 +250,143 @@
         <w:pStyle w:val="a9"/>
         <w:numPr>
           <w:ilvl w:val="0"/>
-          <w:numId w:val="41"/>
+          <w:numId w:val="46"/>
         </w:numPr>
-        <w:spacing w:after="0" w:line="380" w:lineRule="exact"/>
-        <w:ind w:leftChars="0" w:left="340" w:right="0"/>
-        <w:rPr>
-          <w:color w:val="0F0F0F"/>
-          <w:sz w:val="30"/>
-          <w:szCs w:val="30"/>
-        </w:rPr>
-      </w:pPr>
-      <w:r>
+        <w:spacing w:after="0" w:line="400" w:lineRule="exact"/>
+        <w:ind w:leftChars="0" w:left="284" w:right="0" w:hanging="301"/>
+        <w:jc w:val="both"/>
         <w:rPr>
           <w:rFonts w:hint="eastAsia"/>
           <w:color w:val="0F0F0F"/>
           <w:sz w:val="30"/>
           <w:szCs w:val="30"/>
         </w:rPr>
+      </w:pPr>
+      <w:r>
+        <w:rPr>
+          <w:rFonts w:hint="eastAsia"/>
+          <w:color w:val="0F0F0F"/>
+          <w:sz w:val="30"/>
+          <w:szCs w:val="30"/>
+        </w:rPr>
         <w:t>虞美人：</w:t>
       </w:r>
       <w:hyperlink r:id="rId8" w:history="1">
         <w:r>
           <w:rPr>
             <w:rStyle w:val="a7"/>
-            <w:rFonts w:hint="eastAsia"/>
-            <w:sz w:val="30"/>
-            <w:szCs w:val="30"/>
           </w:rPr>
           <w:t>詞牌</w:t>
         </w:r>
       </w:hyperlink>
       <w:r>
+        <w:t>名。原為</w:t>
+      </w:r>
+      <w:r>
+        <w:rPr>
+          <w:u w:val="single"/>
+        </w:rPr>
+        <w:t>唐代</w:t>
+      </w:r>
+      <w:r>
+        <w:t>教坊曲名，相傳是因</w:t>
+      </w:r>
+      <w:r>
+        <w:rPr>
+          <w:u w:val="single"/>
+        </w:rPr>
+        <w:t>項羽</w:t>
+      </w:r>
+      <w:r>
+        <w:t>寵姬</w:t>
+      </w:r>
+      <w:r>
+        <w:rPr>
+          <w:u w:val="single"/>
+        </w:rPr>
+        <w:t>虞姬</w:t>
+      </w:r>
+      <w:r>
+        <w:t>而得名。</w:t>
+      </w:r>
+    </w:p>
+    <w:p>
+      <w:pPr>
+        <w:pStyle w:val="a9"/>
+        <w:numPr>
+          <w:ilvl w:val="0"/>
+          <w:numId w:val="46"/>
+        </w:numPr>
+        <w:spacing w:after="0" w:line="400" w:lineRule="exact"/>
+        <w:ind w:leftChars="0" w:left="284" w:right="0" w:hanging="301"/>
+        <w:jc w:val="both"/>
+        <w:rPr>
+          <w:color w:val="0F0F0F"/>
+          <w:sz w:val="30"/>
+          <w:szCs w:val="30"/>
+        </w:rPr>
+      </w:pPr>
+      <w:r>
+        <w:rPr>
+          <w:color w:val="0F0F0F"/>
+          <w:sz w:val="30"/>
+          <w:szCs w:val="30"/>
+        </w:rPr>
+        <w:t>羅：</w:t>
+      </w:r>
+      <w:r>
+        <w:rPr>
+          <w:color w:val="0F0F0F"/>
+          <w:sz w:val="30"/>
+          <w:szCs w:val="30"/>
+        </w:rPr>
+        <w:t>輕軟的絲織品。在此指絲織的帳幕（即「羅帳」），常用於形容富貴人家奢華、溫暖的居室。</w:t>
+      </w:r>
+    </w:p>
+    <w:p>
+      <w:pPr>
+        <w:pStyle w:val="a9"/>
+        <w:numPr>
+          <w:ilvl w:val="0"/>
+          <w:numId w:val="46"/>
+        </w:numPr>
+        <w:spacing w:after="0" w:line="400" w:lineRule="exact"/>
+        <w:ind w:leftChars="0" w:left="284" w:right="0" w:hanging="301"/>
+        <w:jc w:val="both"/>
+        <w:rPr>
+          <w:color w:val="0F0F0F"/>
+          <w:sz w:val="30"/>
+          <w:szCs w:val="30"/>
+        </w:rPr>
+      </w:pPr>
+      <w:r>
         <w:rPr>
           <w:rFonts w:hint="eastAsia"/>
           <w:color w:val="0F0F0F"/>
           <w:sz w:val="30"/>
           <w:szCs w:val="30"/>
         </w:rPr>
-        <w:t>名</w:t>
+        <w:t>斷雁：</w:t>
+      </w:r>
+      <w:r>
+        <w:rPr>
+          <w:color w:val="0F0F0F"/>
+          <w:sz w:val="30"/>
+          <w:szCs w:val="30"/>
+        </w:rPr>
+        <w:t>失群的孤雁。大雁通常結群飛行，離群索居的孤雁常被古代文人用来比喻飄泊無依、孤單寂寞的遊子或孤客。</w:t>
       </w:r>
     </w:p>
     <w:p>
       <w:pPr>
         <w:pStyle w:val="a9"/>
-        <w:spacing w:after="0" w:line="380" w:lineRule="exact"/>
-        <w:ind w:leftChars="0" w:left="340" w:right="0" w:firstLine="0"/>
+        <w:numPr>
+          <w:ilvl w:val="0"/>
+          <w:numId w:val="46"/>
+        </w:numPr>
+        <w:spacing w:after="0" w:line="400" w:lineRule="exact"/>
+        <w:ind w:leftChars="0" w:left="284" w:right="0" w:hanging="301"/>
+        <w:jc w:val="both"/>
         <w:rPr>
           <w:color w:val="0F0F0F"/>
           <w:sz w:val="30"/>
@@ -491,315 +400,20 @@
           <w:sz w:val="30"/>
           <w:szCs w:val="30"/>
         </w:rPr>
-        <w:t>詞牌</w:t>
-      </w:r>
-      <w:r>
-        <w:rPr>
-          <w:rFonts w:hint="eastAsia"/>
+        <w:t>星星：</w:t>
+      </w:r>
+      <w:r>
+        <w:rPr>
           <w:color w:val="0F0F0F"/>
           <w:sz w:val="30"/>
           <w:szCs w:val="30"/>
         </w:rPr>
-        <w:t>：</w:t>
-      </w:r>
-      <w:r>
-        <w:rPr>
-          <w:rFonts w:hint="eastAsia"/>
-          <w:color w:val="0F0F0F"/>
-          <w:sz w:val="30"/>
-          <w:szCs w:val="30"/>
-        </w:rPr>
-        <w:t>原稱調名。在</w:t>
-      </w:r>
-      <w:r>
-        <w:rPr>
-          <w:rFonts w:hint="eastAsia"/>
-          <w:color w:val="0F0F0F"/>
-          <w:sz w:val="30"/>
-          <w:szCs w:val="30"/>
-          <w:u w:val="single"/>
-        </w:rPr>
-        <w:t>唐</w:t>
-      </w:r>
-      <w:r>
-        <w:rPr>
-          <w:rFonts w:hint="eastAsia"/>
-          <w:color w:val="0F0F0F"/>
-          <w:sz w:val="30"/>
-          <w:szCs w:val="30"/>
-        </w:rPr>
-        <w:t xml:space="preserve"> </w:t>
-      </w:r>
-      <w:r>
-        <w:rPr>
-          <w:rFonts w:hint="eastAsia"/>
-          <w:color w:val="0F0F0F"/>
-          <w:sz w:val="30"/>
-          <w:szCs w:val="30"/>
-          <w:u w:val="single"/>
-        </w:rPr>
-        <w:t>宋</w:t>
-      </w:r>
-      <w:r>
-        <w:rPr>
-          <w:rFonts w:hint="eastAsia"/>
-          <w:color w:val="0F0F0F"/>
-          <w:sz w:val="30"/>
-          <w:szCs w:val="30"/>
-        </w:rPr>
-        <w:t>時期，原本沒有「詞牌」這一概念，直到</w:t>
-      </w:r>
-      <w:r>
-        <w:rPr>
-          <w:rFonts w:hint="eastAsia"/>
-          <w:color w:val="0F0F0F"/>
-          <w:sz w:val="30"/>
-          <w:szCs w:val="30"/>
-          <w:u w:val="single"/>
-        </w:rPr>
-        <w:t>明代</w:t>
-      </w:r>
-      <w:r>
-        <w:rPr>
-          <w:rFonts w:hint="eastAsia"/>
-          <w:color w:val="0F0F0F"/>
-          <w:sz w:val="30"/>
-          <w:szCs w:val="30"/>
-        </w:rPr>
-        <w:t>，由於曲的興起，產生了「曲牌」一名，由於詞與曲在形式上具有很大的相似性，因此</w:t>
-      </w:r>
-      <w:r>
-        <w:rPr>
-          <w:rFonts w:hint="eastAsia"/>
-          <w:color w:val="0F0F0F"/>
-          <w:sz w:val="30"/>
-          <w:szCs w:val="30"/>
-          <w:u w:val="single"/>
-        </w:rPr>
-        <w:t>明</w:t>
-      </w:r>
-      <w:r>
-        <w:rPr>
-          <w:rFonts w:hint="eastAsia"/>
-          <w:color w:val="0F0F0F"/>
-          <w:sz w:val="30"/>
-          <w:szCs w:val="30"/>
-        </w:rPr>
-        <w:t>人就將其引入到了詞中，發明了「詞牌」這個概念。而調名是填詞用的曲調名。詞最初</w:t>
-      </w:r>
-      <w:proofErr w:type="gramStart"/>
-      <w:r>
-        <w:rPr>
-          <w:rFonts w:hint="eastAsia"/>
-          <w:color w:val="0F0F0F"/>
-          <w:sz w:val="30"/>
-          <w:szCs w:val="30"/>
-        </w:rPr>
-        <w:t>是伴曲</w:t>
-      </w:r>
-      <w:proofErr w:type="gramEnd"/>
-      <w:r>
-        <w:rPr>
-          <w:rFonts w:hint="eastAsia"/>
-          <w:color w:val="0F0F0F"/>
-          <w:sz w:val="30"/>
-          <w:szCs w:val="30"/>
-        </w:rPr>
-        <w:t>而唱的，曲子都有一定的旋律、節奏。</w:t>
-      </w:r>
-      <w:r>
-        <w:rPr>
-          <w:color w:val="0F0F0F"/>
-          <w:sz w:val="30"/>
-          <w:szCs w:val="30"/>
-        </w:rPr>
-        <w:br/>
-      </w:r>
-      <w:r>
-        <w:rPr>
-          <w:rFonts w:hint="eastAsia"/>
-          <w:color w:val="0F0F0F"/>
-          <w:sz w:val="30"/>
-          <w:szCs w:val="30"/>
-        </w:rPr>
-        <w:t>詞牌分類</w:t>
-      </w:r>
-      <w:r>
-        <w:rPr>
-          <w:color w:val="0F0F0F"/>
-          <w:sz w:val="30"/>
-          <w:szCs w:val="30"/>
-        </w:rPr>
-        <w:t xml:space="preserve"> 目前所知最早是</w:t>
-      </w:r>
-      <w:proofErr w:type="gramStart"/>
-      <w:r>
-        <w:rPr>
-          <w:color w:val="0F0F0F"/>
-          <w:sz w:val="30"/>
-          <w:szCs w:val="30"/>
-        </w:rPr>
-        <w:t>《草堂詩餘》將詞分為</w:t>
-      </w:r>
-      <w:proofErr w:type="gramEnd"/>
-      <w:r>
-        <w:rPr>
-          <w:color w:val="0F0F0F"/>
-          <w:sz w:val="30"/>
-          <w:szCs w:val="30"/>
-        </w:rPr>
-        <w:t>小令、中調、長調三種，</w:t>
-      </w:r>
-      <w:r>
-        <w:rPr>
-          <w:color w:val="0F0F0F"/>
-          <w:sz w:val="30"/>
-          <w:szCs w:val="30"/>
-          <w:u w:val="single"/>
-        </w:rPr>
-        <w:t>清代</w:t>
-      </w:r>
-      <w:r>
-        <w:rPr>
-          <w:color w:val="0F0F0F"/>
-          <w:sz w:val="30"/>
-          <w:szCs w:val="30"/>
-        </w:rPr>
-        <w:t>的</w:t>
-      </w:r>
-      <w:r>
-        <w:rPr>
-          <w:color w:val="0F0F0F"/>
-          <w:sz w:val="30"/>
-          <w:szCs w:val="30"/>
-          <w:u w:val="single"/>
-        </w:rPr>
-        <w:t>毛先舒</w:t>
-      </w:r>
-      <w:r>
-        <w:rPr>
-          <w:color w:val="0F0F0F"/>
-          <w:sz w:val="30"/>
-          <w:szCs w:val="30"/>
-        </w:rPr>
-        <w:t>進一步根據字數去定義此三者。五十八字以內為小令，五十九字至九十字為中調，九十一字以上為長調。</w:t>
-      </w:r>
-      <w:r>
-        <w:rPr>
-          <w:rFonts w:hint="eastAsia"/>
-          <w:color w:val="0F0F0F"/>
-          <w:sz w:val="30"/>
-          <w:szCs w:val="30"/>
-        </w:rPr>
-        <w:t>這一分類方法</w:t>
-      </w:r>
-      <w:r>
-        <w:rPr>
-          <w:rFonts w:hint="eastAsia"/>
-          <w:color w:val="0F0F0F"/>
-          <w:sz w:val="30"/>
-          <w:szCs w:val="30"/>
-        </w:rPr>
-        <w:t>雖</w:t>
-      </w:r>
-      <w:r>
-        <w:rPr>
-          <w:rFonts w:hint="eastAsia"/>
-          <w:color w:val="0F0F0F"/>
-          <w:sz w:val="30"/>
-          <w:szCs w:val="30"/>
-        </w:rPr>
-        <w:t>被廣泛使用，但近世學者多以此方法過於生硬，而捨棄以字數的分類。</w:t>
+        <w:t>此處形容白髮稀疏、點點閃爍如星光的樣子（即「鬢已星星也」），用來借指年老蒼白、鬢角斑白的容貌。</w:t>
       </w:r>
     </w:p>
     <w:p>
       <w:pPr>
-        <w:pStyle w:val="a9"/>
-        <w:numPr>
-          <w:ilvl w:val="0"/>
-          <w:numId w:val="41"/>
-        </w:numPr>
-        <w:spacing w:after="0" w:line="380" w:lineRule="exact"/>
-        <w:ind w:leftChars="0" w:right="0"/>
-        <w:rPr>
-          <w:color w:val="0F0F0F"/>
-          <w:sz w:val="30"/>
-          <w:szCs w:val="30"/>
-        </w:rPr>
-      </w:pPr>
-      <w:r>
-        <w:rPr>
-          <w:color w:val="0F0F0F"/>
-          <w:sz w:val="30"/>
-          <w:szCs w:val="30"/>
-        </w:rPr>
-        <w:t>羅：質地輕軟的絲織品。</w:t>
-      </w:r>
-    </w:p>
-    <w:p>
-      <w:pPr>
-        <w:pStyle w:val="a9"/>
-        <w:numPr>
-          <w:ilvl w:val="0"/>
-          <w:numId w:val="41"/>
-        </w:numPr>
-        <w:spacing w:after="0" w:line="380" w:lineRule="exact"/>
-        <w:ind w:leftChars="0" w:right="0"/>
-        <w:rPr>
-          <w:color w:val="0F0F0F"/>
-          <w:sz w:val="30"/>
-          <w:szCs w:val="30"/>
-        </w:rPr>
-      </w:pPr>
-      <w:proofErr w:type="gramStart"/>
-      <w:r>
-        <w:rPr>
-          <w:rFonts w:hint="eastAsia"/>
-          <w:color w:val="0F0F0F"/>
-          <w:sz w:val="30"/>
-          <w:szCs w:val="30"/>
-        </w:rPr>
-        <w:t>斷雁</w:t>
-      </w:r>
-      <w:proofErr w:type="gramEnd"/>
-      <w:r>
-        <w:rPr>
-          <w:rFonts w:hint="eastAsia"/>
-          <w:color w:val="0F0F0F"/>
-          <w:sz w:val="30"/>
-          <w:szCs w:val="30"/>
-        </w:rPr>
-        <w:t>：失羣孤雁</w:t>
-      </w:r>
-    </w:p>
-    <w:p>
-      <w:pPr>
-        <w:pStyle w:val="a9"/>
-        <w:numPr>
-          <w:ilvl w:val="0"/>
-          <w:numId w:val="41"/>
-        </w:numPr>
-        <w:spacing w:after="0" w:line="380" w:lineRule="exact"/>
-        <w:ind w:leftChars="0" w:right="0"/>
-        <w:rPr>
-          <w:color w:val="0F0F0F"/>
-          <w:sz w:val="30"/>
-          <w:szCs w:val="30"/>
-        </w:rPr>
-      </w:pPr>
-      <w:r>
-        <w:rPr>
-          <w:rFonts w:hint="eastAsia"/>
-          <w:color w:val="0F0F0F"/>
-          <w:sz w:val="30"/>
-          <w:szCs w:val="30"/>
-        </w:rPr>
-        <w:t>星星：白髮點點如星，形容白髮很多。</w:t>
-      </w:r>
-    </w:p>
-    <w:p>
-      <w:pPr>
-        <w:spacing w:beforeLines="50" w:before="120" w:after="0" w:line="400" w:lineRule="exact"/>
+        <w:spacing w:beforeLines="50" w:before="120" w:after="0" w:line="440" w:lineRule="exact"/>
         <w:ind w:left="-6" w:right="0" w:hanging="11"/>
         <w:rPr>
           <w:szCs w:val="28"/>
@@ -824,11 +438,11 @@
     </w:p>
     <w:p>
       <w:pPr>
-        <w:spacing w:after="0" w:line="380" w:lineRule="exact"/>
+        <w:spacing w:after="0" w:line="420" w:lineRule="exact"/>
         <w:ind w:left="-6" w:right="0" w:hanging="11"/>
+        <w:jc w:val="both"/>
         <w:rPr>
           <w:bCs/>
-          <w:spacing w:val="-6"/>
           <w:szCs w:val="28"/>
         </w:rPr>
       </w:pPr>
@@ -844,74 +458,93 @@
         <w:rPr>
           <w:rFonts w:hint="eastAsia"/>
           <w:bCs/>
-          <w:spacing w:val="-6"/>
-          <w:szCs w:val="28"/>
-        </w:rPr>
-        <w:t>這是</w:t>
+          <w:szCs w:val="28"/>
+          <w:u w:val="single"/>
+        </w:rPr>
+        <w:t>蔣捷</w:t>
       </w:r>
       <w:r>
         <w:rPr>
           <w:rFonts w:hint="eastAsia"/>
           <w:bCs/>
-          <w:spacing w:val="-6"/>
-          <w:szCs w:val="28"/>
-          <w:u w:val="single"/>
-        </w:rPr>
-        <w:t>蔣捷</w:t>
+          <w:szCs w:val="28"/>
+        </w:rPr>
+        <w:t>的《虞美人·聽雨》是</w:t>
       </w:r>
       <w:r>
         <w:rPr>
           <w:rFonts w:hint="eastAsia"/>
           <w:bCs/>
-          <w:spacing w:val="-6"/>
-          <w:szCs w:val="28"/>
-        </w:rPr>
-        <w:t>自己一生的真實寫照。詞人曾爲進士，過了幾年官宦生涯。但</w:t>
+          <w:szCs w:val="28"/>
+          <w:u w:val="single"/>
+        </w:rPr>
+        <w:t>宋</w:t>
       </w:r>
       <w:r>
         <w:rPr>
           <w:rFonts w:hint="eastAsia"/>
           <w:bCs/>
-          <w:spacing w:val="-6"/>
-          <w:szCs w:val="28"/>
-          <w:u w:val="single"/>
-        </w:rPr>
-        <w:t>宋朝</w:t>
+          <w:szCs w:val="28"/>
+        </w:rPr>
+        <w:t>詞中傳誦千古的絕唱。詞人透過一生中三個不同階段「聽雨」的感官體驗，深刻映照出個人命運的流轉與</w:t>
+      </w:r>
+      <w:r>
+        <w:rPr>
+          <w:rFonts w:hint="eastAsia"/>
+          <w:b/>
+          <w:szCs w:val="28"/>
+        </w:rPr>
+        <w:t>時代滄桑</w:t>
       </w:r>
       <w:r>
         <w:rPr>
           <w:rFonts w:hint="eastAsia"/>
           <w:bCs/>
-          <w:spacing w:val="-6"/>
-          <w:szCs w:val="28"/>
-        </w:rPr>
-        <w:t>很快就滅亡。他的一生是在顛沛流離中度過的。三個時期，三種心境，讀來也使人</w:t>
-      </w:r>
-      <w:proofErr w:type="gramStart"/>
+          <w:szCs w:val="28"/>
+        </w:rPr>
+        <w:t>的巨變。</w:t>
+      </w:r>
+    </w:p>
+    <w:p>
+      <w:pPr>
+        <w:spacing w:after="0" w:line="420" w:lineRule="exact"/>
+        <w:ind w:left="-6" w:right="0" w:hanging="11"/>
+        <w:jc w:val="both"/>
+        <w:rPr>
+          <w:bCs/>
+          <w:szCs w:val="28"/>
+        </w:rPr>
+      </w:pPr>
       <w:r>
         <w:rPr>
           <w:rFonts w:hint="eastAsia"/>
           <w:bCs/>
-          <w:spacing w:val="-6"/>
-          <w:szCs w:val="28"/>
-        </w:rPr>
-        <w:t>悽</w:t>
-      </w:r>
-      <w:proofErr w:type="gramEnd"/>
+          <w:szCs w:val="28"/>
+        </w:rPr>
+        <w:t xml:space="preserve">    </w:t>
+      </w:r>
       <w:r>
         <w:rPr>
           <w:rFonts w:hint="eastAsia"/>
           <w:bCs/>
-          <w:spacing w:val="-6"/>
-          <w:szCs w:val="28"/>
-        </w:rPr>
-        <w:t>然。</w:t>
+          <w:szCs w:val="28"/>
+        </w:rPr>
+        <w:t>這首詞最精妙之處，在於以「聽雨」為貫穿全篇的唯一視角，串聯起少年、壯年與晚年三個人生切片，展現出極具層次的空間與情感跨度</w:t>
+      </w:r>
+      <w:r>
+        <w:rPr>
+          <w:rFonts w:hint="eastAsia"/>
+          <w:bCs/>
+          <w:szCs w:val="28"/>
+        </w:rPr>
+        <w:t>。</w:t>
       </w:r>
     </w:p>
     <w:p>
       <w:pPr>
-        <w:spacing w:after="0" w:line="380" w:lineRule="exact"/>
+        <w:spacing w:after="0" w:line="420" w:lineRule="exact"/>
         <w:ind w:left="-6" w:right="0" w:hanging="11"/>
+        <w:jc w:val="both"/>
         <w:rPr>
           <w:bCs/>
           <w:szCs w:val="28"/>
@@ -931,13 +564,35 @@
           <w:bCs/>
           <w:szCs w:val="28"/>
         </w:rPr>
-        <w:t>這首詞作者自己漫長而曲折的經歷中，以三幅象徵性的畫面，概括了從少到老在環境、生活、心情各方面所發生的巨大變化。</w:t>
+        <w:t>少年聽雨（歌樓、紅燭、羅帳）：</w:t>
+      </w:r>
+      <w:r>
+        <w:rPr>
+          <w:bCs/>
+          <w:szCs w:val="28"/>
+        </w:rPr>
+        <w:t>描繪的是繁華之境與青春的無憂無慮。在歡歌笑語與溫柔鄉中，雨聲只是點綴浪漫情調的背景音樂，此時的愁緒多半是「為賦新詞強說愁」的</w:t>
+      </w:r>
+      <w:r>
+        <w:rPr>
+          <w:b/>
+          <w:szCs w:val="28"/>
+        </w:rPr>
+        <w:t>輕靈與懵懂</w:t>
+      </w:r>
+      <w:r>
+        <w:rPr>
+          <w:bCs/>
+          <w:szCs w:val="28"/>
+        </w:rPr>
+        <w:t>。</w:t>
       </w:r>
     </w:p>
     <w:p>
       <w:pPr>
-        <w:spacing w:after="0" w:line="380" w:lineRule="exact"/>
+        <w:spacing w:after="0" w:line="420" w:lineRule="exact"/>
         <w:ind w:left="-6" w:right="0" w:hanging="11"/>
+        <w:jc w:val="both"/>
         <w:rPr>
           <w:bCs/>
           <w:szCs w:val="28"/>
@@ -957,7 +612,111 @@
           <w:bCs/>
           <w:szCs w:val="28"/>
         </w:rPr>
-        <w:t>這是一首小令，卻概括出少年、壯年和晚年的特殊感受，可謂</w:t>
+        <w:t>壯年聽雨（客舟、江闊、斷雁）：</w:t>
+      </w:r>
+      <w:r>
+        <w:rPr>
+          <w:bCs/>
+          <w:szCs w:val="28"/>
+        </w:rPr>
+        <w:t>轉入動盪不安的</w:t>
+      </w:r>
+      <w:r>
+        <w:rPr>
+          <w:b/>
+          <w:szCs w:val="28"/>
+        </w:rPr>
+        <w:t>顛沛流離</w:t>
+      </w:r>
+      <w:r>
+        <w:rPr>
+          <w:bCs/>
+          <w:szCs w:val="28"/>
+        </w:rPr>
+        <w:t>。身處天地蒼茫的江面客船中，面對低垂的烏雲與西風中的孤雁，雨聲化為</w:t>
+      </w:r>
+      <w:r>
+        <w:rPr>
+          <w:b/>
+          <w:szCs w:val="28"/>
+        </w:rPr>
+        <w:t>羈旅</w:t>
+      </w:r>
+      <w:r>
+        <w:rPr>
+          <w:bCs/>
+          <w:szCs w:val="28"/>
+        </w:rPr>
+        <w:t>異鄉、孤獨無依的悲涼與漂泊感。</w:t>
+      </w:r>
+    </w:p>
+    <w:p>
+      <w:pPr>
+        <w:spacing w:after="0" w:line="420" w:lineRule="exact"/>
+        <w:ind w:left="-6" w:right="0" w:hanging="11"/>
+        <w:jc w:val="both"/>
+        <w:rPr>
+          <w:bCs/>
+          <w:szCs w:val="28"/>
+        </w:rPr>
+      </w:pPr>
+      <w:r>
+        <w:rPr>
+          <w:rFonts w:hint="eastAsia"/>
+          <w:bCs/>
+          <w:szCs w:val="28"/>
+        </w:rPr>
+        <w:t xml:space="preserve">    </w:t>
+      </w:r>
+      <w:r>
+        <w:rPr>
+          <w:rFonts w:hint="eastAsia"/>
+          <w:bCs/>
+          <w:szCs w:val="28"/>
+        </w:rPr>
+        <w:t>而今聽雨（僧廬、鬢白）：</w:t>
+      </w:r>
+      <w:r>
+        <w:rPr>
+          <w:b/>
+          <w:szCs w:val="28"/>
+        </w:rPr>
+        <w:t>凝結</w:t>
+      </w:r>
+      <w:r>
+        <w:rPr>
+          <w:bCs/>
+          <w:szCs w:val="28"/>
+        </w:rPr>
+        <w:t>為歷經劫難後的萬念俱灰與看透。在孤寂的古寺僧廬下，面對鏡中斑白的雙鬢，雨聲不再激起波瀾，而是化作生命沉澱後的無奈與靜定。</w:t>
+      </w:r>
+    </w:p>
+    <w:p>
+      <w:pPr>
+        <w:spacing w:after="0" w:line="420" w:lineRule="exact"/>
+        <w:ind w:left="-6" w:right="0" w:hanging="11"/>
+        <w:jc w:val="both"/>
+        <w:rPr>
+          <w:bCs/>
+          <w:szCs w:val="28"/>
+        </w:rPr>
+      </w:pPr>
+      <w:r>
+        <w:rPr>
+          <w:rFonts w:hint="eastAsia"/>
+          <w:bCs/>
+          <w:szCs w:val="28"/>
+        </w:rPr>
+        <w:lastRenderedPageBreak/>
+        <w:t xml:space="preserve">    </w:t>
+      </w:r>
+      <w:r>
+        <w:rPr>
+          <w:rFonts w:hint="eastAsia"/>
+          <w:bCs/>
+          <w:szCs w:val="28"/>
+        </w:rPr>
+        <w:t>從空間軌跡來看，詞人經歷了一個「</w:t>
       </w:r>
       <w:r>
         <w:rPr>
@@ -965,7 +724,7 @@
           <w:b/>
           <w:szCs w:val="28"/>
         </w:rPr>
-        <w:t>言簡意賅</w:t>
+        <w:t>由鬧而靜、由廣而狹</w:t>
       </w:r>
       <w:r>
         <w:rPr>
@@ -973,7 +732,7 @@
           <w:bCs/>
           <w:szCs w:val="28"/>
         </w:rPr>
-        <w:t>。它以“聽雨”爲</w:t>
+        <w:t>」的過程：從熱鬧喧騰的都市歌樓，到水天一色的浩瀚江舟，最後收縮至孤寂幽閉的僧廬。這種空間的層層遞進，恰好對應了生命的</w:t>
       </w:r>
       <w:r>
         <w:rPr>
@@ -981,7 +740,7 @@
           <w:b/>
           <w:szCs w:val="28"/>
         </w:rPr>
-        <w:t>媒介</w:t>
+        <w:t>收斂</w:t>
       </w:r>
       <w:r>
         <w:rPr>
@@ -989,43 +748,86 @@
           <w:bCs/>
           <w:szCs w:val="28"/>
         </w:rPr>
-        <w:t>，將幾十年大跨度的時間和空間相融合。少年只知</w:t>
-      </w:r>
-      <w:proofErr w:type="gramStart"/>
+        <w:t>與心靈的封閉。</w:t>
+      </w:r>
+    </w:p>
+    <w:p>
+      <w:pPr>
+        <w:spacing w:after="0" w:line="420" w:lineRule="exact"/>
+        <w:ind w:left="-6" w:right="0" w:hanging="11"/>
+        <w:jc w:val="both"/>
+        <w:rPr>
+          <w:bCs/>
+          <w:szCs w:val="28"/>
+        </w:rPr>
+      </w:pPr>
       <w:r>
         <w:rPr>
           <w:rFonts w:hint="eastAsia"/>
           <w:bCs/>
           <w:szCs w:val="28"/>
         </w:rPr>
-        <w:t>追歡逐笑</w:t>
-      </w:r>
-      <w:proofErr w:type="gramEnd"/>
+        <w:t xml:space="preserve">    </w:t>
+      </w:r>
       <w:r>
         <w:rPr>
           <w:rFonts w:hint="eastAsia"/>
           <w:bCs/>
           <w:szCs w:val="28"/>
         </w:rPr>
-        <w:t>享受陶醉；壯年飄泊孤苦觸景傷懷；老年的寂寞孤獨，一生悲歡離合，盡在雨聲中體現。因受</w:t>
-      </w:r>
-      <w:proofErr w:type="gramStart"/>
+        <w:t>外在環境愈發冷清，內心的情感卻由初期的浮華喧囂，漸漸沉澱為晚年的</w:t>
+      </w:r>
+      <w:r>
+        <w:rPr>
+          <w:rFonts w:hint="eastAsia"/>
+          <w:b/>
+          <w:szCs w:val="28"/>
+        </w:rPr>
+        <w:t>沉靜與麻木</w:t>
+      </w:r>
       <w:r>
         <w:rPr>
           <w:rFonts w:hint="eastAsia"/>
           <w:bCs/>
           <w:szCs w:val="28"/>
         </w:rPr>
-        <w:t>國亡之</w:t>
-      </w:r>
-      <w:proofErr w:type="gramEnd"/>
+        <w:t>。這「雨」不只是自然的雨，更是時代風雨在詞人心靈深處留下的斑駁刻痕。</w:t>
+      </w:r>
+    </w:p>
+    <w:p>
+      <w:pPr>
+        <w:spacing w:after="0" w:line="420" w:lineRule="exact"/>
+        <w:ind w:left="-6" w:right="0" w:hanging="11"/>
+        <w:jc w:val="both"/>
+        <w:rPr>
+          <w:bCs/>
+          <w:szCs w:val="28"/>
+        </w:rPr>
+      </w:pPr>
       <w:r>
         <w:rPr>
           <w:rFonts w:hint="eastAsia"/>
           <w:bCs/>
           <w:szCs w:val="28"/>
         </w:rPr>
-        <w:t>痛的影響，感情變得麻木，一任雨聲</w:t>
+        <w:t xml:space="preserve">    </w:t>
+      </w:r>
+      <w:r>
+        <w:rPr>
+          <w:rFonts w:hint="eastAsia"/>
+          <w:bCs/>
+          <w:szCs w:val="28"/>
+          <w:u w:val="single"/>
+        </w:rPr>
+        <w:t>蔣捷</w:t>
+      </w:r>
+      <w:r>
+        <w:rPr>
+          <w:rFonts w:hint="eastAsia"/>
+          <w:bCs/>
+          <w:szCs w:val="28"/>
+        </w:rPr>
+        <w:t>善用</w:t>
       </w:r>
       <w:r>
         <w:rPr>
@@ -1033,7 +835,7 @@
           <w:b/>
           <w:szCs w:val="28"/>
         </w:rPr>
-        <w:t>淋漓</w:t>
+        <w:t>白描</w:t>
       </w:r>
       <w:r>
         <w:rPr>
@@ -1041,34 +843,43 @@
           <w:bCs/>
           <w:szCs w:val="28"/>
         </w:rPr>
-        <w:t>，消解了喜怒哀樂…</w:t>
-      </w:r>
-      <w:proofErr w:type="gramStart"/>
+        <w:t>手法，不假雕飾卻直擊人心。詞中沒有過多艱澀的典故，全憑極具畫面感的意象—紅燭、客舟、斷雁、僧廬、白髮—自然交織。末句「悲歡離合總無情。一任階前、點滴到天明」，將宏大的歷史興亡與個人的悲歡離合融為一爐。面對無情的命運與時代巨變，詞人選擇不掙扎、不抱怨，任憑階前雨滴徹夜敲打。這種「一任」的灑脫與無奈，流露出極其深沉的生命悲劇感。</w:t>
+      </w:r>
+    </w:p>
+    <w:p>
+      <w:pPr>
+        <w:spacing w:after="0" w:line="420" w:lineRule="exact"/>
+        <w:ind w:left="-6" w:right="0" w:hanging="11"/>
+        <w:jc w:val="both"/>
+        <w:rPr>
+          <w:bCs/>
+          <w:szCs w:val="28"/>
+        </w:rPr>
+      </w:pPr>
       <w:r>
         <w:rPr>
           <w:rFonts w:hint="eastAsia"/>
           <w:bCs/>
           <w:szCs w:val="28"/>
         </w:rPr>
-        <w:t>…</w:t>
-      </w:r>
-      <w:proofErr w:type="gramEnd"/>
+        <w:t xml:space="preserve">    </w:t>
+      </w:r>
       <w:r>
         <w:rPr>
           <w:rFonts w:hint="eastAsia"/>
           <w:bCs/>
           <w:szCs w:val="28"/>
         </w:rPr>
-        <w:t>而其深層則潛</w:t>
-      </w:r>
-      <w:proofErr w:type="gramStart"/>
+        <w:t>綜觀全詞，</w:t>
+      </w:r>
       <w:r>
         <w:rPr>
           <w:rFonts w:hint="eastAsia"/>
           <w:bCs/>
           <w:szCs w:val="28"/>
-        </w:rPr>
-        <w:t>隱</w:t>
+          <w:u w:val="single"/>
+        </w:rPr>
+        <w:t>蔣捷</w:t>
       </w:r>
       <w:r>
         <w:rPr>
@@ -1076,592 +887,12 @@
           <w:bCs/>
           <w:szCs w:val="28"/>
         </w:rPr>
-        <w:t>著</w:t>
-      </w:r>
-      <w:proofErr w:type="gramEnd"/>
-      <w:r>
-        <w:rPr>
-          <w:rFonts w:hint="eastAsia"/>
-          <w:bCs/>
-          <w:szCs w:val="28"/>
-        </w:rPr>
-        <w:t>亡國愁情。</w:t>
+        <w:t>以精巧的結構與至情至性的筆觸，將個人遭際與時代命運完美結合。短短數十字，卻寫盡了一個人的一生，以及一個朝代由盛轉衰的浩瀚哀愁，具有震撼人心的藝術感染力。</w:t>
       </w:r>
     </w:p>
     <w:p>
       <w:pPr>
-        <w:spacing w:after="0" w:line="380" w:lineRule="exact"/>
-        <w:ind w:left="-6" w:right="0" w:hanging="11"/>
-        <w:rPr>
-          <w:bCs/>
-          <w:spacing w:val="-6"/>
-          <w:szCs w:val="28"/>
-        </w:rPr>
-      </w:pPr>
-      <w:r>
-        <w:rPr>
-          <w:rFonts w:hint="eastAsia"/>
-          <w:bCs/>
-          <w:szCs w:val="28"/>
-        </w:rPr>
-        <w:t xml:space="preserve">    </w:t>
-      </w:r>
-      <w:r>
-        <w:rPr>
-          <w:rFonts w:hint="eastAsia"/>
-          <w:bCs/>
-          <w:spacing w:val="-6"/>
-          <w:szCs w:val="28"/>
-        </w:rPr>
-        <w:t>“少年聽雨歌樓上，紅燭昏羅帳。”展現的只是一時一地的片斷場景，少年的心，總是</w:t>
-      </w:r>
-      <w:r>
-        <w:rPr>
-          <w:rFonts w:hint="eastAsia"/>
-          <w:b/>
-          <w:spacing w:val="-6"/>
-          <w:szCs w:val="28"/>
-        </w:rPr>
-        <w:t>放蕩不羈</w:t>
-      </w:r>
-      <w:r>
-        <w:rPr>
-          <w:rFonts w:hint="eastAsia"/>
-          <w:bCs/>
-          <w:spacing w:val="-6"/>
-          <w:szCs w:val="28"/>
-        </w:rPr>
-        <w:t>的，年少的時候，不識愁滋味，就算聽雨也要找一個浪漫的地方，選擇自己喜歡的人陪在身邊，那時候是無憂無慮的，沒有經歷人生的風雨，心中有</w:t>
-      </w:r>
-      <w:r>
-        <w:rPr>
-          <w:rFonts w:hint="eastAsia"/>
-          <w:bCs/>
-          <w:spacing w:val="-6"/>
-          <w:szCs w:val="28"/>
-        </w:rPr>
-        <w:t>著</w:t>
-      </w:r>
-      <w:r>
-        <w:rPr>
-          <w:rFonts w:hint="eastAsia"/>
-          <w:bCs/>
-          <w:spacing w:val="-6"/>
-          <w:szCs w:val="28"/>
-        </w:rPr>
-        <w:lastRenderedPageBreak/>
-        <w:t>豪情與壯志，就算</w:t>
-      </w:r>
-      <w:proofErr w:type="gramStart"/>
-      <w:r>
-        <w:rPr>
-          <w:rFonts w:hint="eastAsia"/>
-          <w:bCs/>
-          <w:spacing w:val="-6"/>
-          <w:szCs w:val="28"/>
-        </w:rPr>
-        <w:t>憂愁，</w:t>
-      </w:r>
-      <w:proofErr w:type="gramEnd"/>
-      <w:r>
-        <w:rPr>
-          <w:rFonts w:hint="eastAsia"/>
-          <w:bCs/>
-          <w:spacing w:val="-6"/>
-          <w:szCs w:val="28"/>
-        </w:rPr>
-        <w:t>也只顯得淡雅與悠然，也只是</w:t>
-      </w:r>
-      <w:r>
-        <w:rPr>
-          <w:rFonts w:hint="eastAsia"/>
-          <w:b/>
-          <w:spacing w:val="-6"/>
-          <w:szCs w:val="28"/>
-        </w:rPr>
-        <w:t>爲賦新詞強說愁</w:t>
-      </w:r>
-      <w:r>
-        <w:rPr>
-          <w:rFonts w:hint="eastAsia"/>
-          <w:bCs/>
-          <w:spacing w:val="-6"/>
-          <w:szCs w:val="28"/>
-        </w:rPr>
-        <w:t>罷了。在悠閒與得意中，會爲了春花與秋月而不由發出感嘆：青春是一本太倉促的書。</w:t>
-      </w:r>
-    </w:p>
-    <w:p>
-      <w:pPr>
-        <w:spacing w:after="0" w:line="380" w:lineRule="exact"/>
-        <w:ind w:left="-6" w:right="0" w:hanging="11"/>
-        <w:rPr>
-          <w:bCs/>
-          <w:szCs w:val="28"/>
-        </w:rPr>
-      </w:pPr>
-      <w:r>
-        <w:rPr>
-          <w:rFonts w:hint="eastAsia"/>
-          <w:bCs/>
-          <w:szCs w:val="28"/>
-        </w:rPr>
-        <w:t xml:space="preserve">    </w:t>
-      </w:r>
-      <w:r>
-        <w:rPr>
-          <w:rFonts w:hint="eastAsia"/>
-          <w:bCs/>
-          <w:szCs w:val="28"/>
-        </w:rPr>
-        <w:t>“壯年聽雨客舟中，江闊雲低斷雁叫西風”。一個</w:t>
-      </w:r>
-      <w:proofErr w:type="gramStart"/>
-      <w:r>
-        <w:rPr>
-          <w:rFonts w:hint="eastAsia"/>
-          <w:bCs/>
-          <w:szCs w:val="28"/>
-        </w:rPr>
-        <w:t>客舟中聽</w:t>
-      </w:r>
-      <w:proofErr w:type="gramEnd"/>
-      <w:r>
-        <w:rPr>
-          <w:rFonts w:hint="eastAsia"/>
-          <w:bCs/>
-          <w:szCs w:val="28"/>
-        </w:rPr>
-        <w:t>雨的畫面，一幅水天遼闊、</w:t>
-      </w:r>
-      <w:proofErr w:type="gramStart"/>
-      <w:r>
-        <w:rPr>
-          <w:rFonts w:hint="eastAsia"/>
-          <w:bCs/>
-          <w:szCs w:val="28"/>
-        </w:rPr>
-        <w:t>風急雲低</w:t>
-      </w:r>
-      <w:proofErr w:type="gramEnd"/>
-      <w:r>
-        <w:rPr>
-          <w:rFonts w:hint="eastAsia"/>
-          <w:bCs/>
-          <w:szCs w:val="28"/>
-        </w:rPr>
-        <w:t>的</w:t>
-      </w:r>
-      <w:proofErr w:type="gramStart"/>
-      <w:r>
-        <w:rPr>
-          <w:rFonts w:hint="eastAsia"/>
-          <w:bCs/>
-          <w:szCs w:val="28"/>
-        </w:rPr>
-        <w:t>江上秋雨圖</w:t>
-      </w:r>
-      <w:proofErr w:type="gramEnd"/>
-      <w:r>
-        <w:rPr>
-          <w:rFonts w:hint="eastAsia"/>
-          <w:bCs/>
-          <w:szCs w:val="28"/>
-        </w:rPr>
-        <w:t>。而一</w:t>
-      </w:r>
-      <w:r>
-        <w:rPr>
-          <w:rFonts w:hint="eastAsia"/>
-          <w:bCs/>
-          <w:szCs w:val="28"/>
-        </w:rPr>
-        <w:t>隻</w:t>
-      </w:r>
-      <w:r>
-        <w:rPr>
-          <w:rFonts w:hint="eastAsia"/>
-          <w:bCs/>
-          <w:szCs w:val="28"/>
-        </w:rPr>
-        <w:t>失羣孤飛的大雁</w:t>
-      </w:r>
-      <w:r>
-        <w:rPr>
-          <w:rFonts w:hint="eastAsia"/>
-          <w:bCs/>
-          <w:szCs w:val="28"/>
-        </w:rPr>
-        <w:t>，</w:t>
-      </w:r>
-      <w:r>
-        <w:rPr>
-          <w:rFonts w:hint="eastAsia"/>
-          <w:bCs/>
-          <w:szCs w:val="28"/>
-        </w:rPr>
-        <w:t>恰是爲作者</w:t>
-      </w:r>
-      <w:r>
-        <w:rPr>
-          <w:rFonts w:hint="eastAsia"/>
-          <w:bCs/>
-          <w:szCs w:val="28"/>
-        </w:rPr>
-        <w:t>而</w:t>
-      </w:r>
-      <w:r>
-        <w:rPr>
-          <w:rFonts w:hint="eastAsia"/>
-          <w:bCs/>
-          <w:szCs w:val="28"/>
-        </w:rPr>
-        <w:t>出現的。壯年之後，兵荒馬亂之際，詞人常常在人生的蒼茫大地上</w:t>
-      </w:r>
-      <w:r>
-        <w:rPr>
-          <w:rFonts w:hint="eastAsia"/>
-          <w:b/>
-          <w:szCs w:val="28"/>
-        </w:rPr>
-        <w:t>踽踽</w:t>
-      </w:r>
-      <w:r>
-        <w:rPr>
-          <w:rFonts w:hint="eastAsia"/>
-          <w:bCs/>
-          <w:szCs w:val="28"/>
-        </w:rPr>
-        <w:t>獨行，常常東奔西走，四方漂流。他通過只展示了這樣一幅</w:t>
-      </w:r>
-      <w:proofErr w:type="gramStart"/>
-      <w:r>
-        <w:rPr>
-          <w:rFonts w:hint="eastAsia"/>
-          <w:bCs/>
-          <w:szCs w:val="28"/>
-        </w:rPr>
-        <w:t>江雨圖</w:t>
-      </w:r>
-      <w:proofErr w:type="gramEnd"/>
-      <w:r>
-        <w:rPr>
-          <w:rFonts w:hint="eastAsia"/>
-          <w:bCs/>
-          <w:szCs w:val="28"/>
-        </w:rPr>
-        <w:t>，</w:t>
-      </w:r>
-      <w:proofErr w:type="gramStart"/>
-      <w:r>
-        <w:rPr>
-          <w:rFonts w:hint="eastAsia"/>
-          <w:bCs/>
-          <w:szCs w:val="28"/>
-        </w:rPr>
-        <w:t>一腔旅恨</w:t>
-      </w:r>
-      <w:proofErr w:type="gramEnd"/>
-      <w:r>
-        <w:rPr>
-          <w:rFonts w:hint="eastAsia"/>
-          <w:bCs/>
-          <w:szCs w:val="28"/>
-        </w:rPr>
-        <w:t>、萬種離愁卻都已</w:t>
-      </w:r>
-      <w:proofErr w:type="gramStart"/>
-      <w:r>
-        <w:rPr>
-          <w:rFonts w:hint="eastAsia"/>
-          <w:bCs/>
-          <w:szCs w:val="28"/>
-        </w:rPr>
-        <w:t>包孕其中</w:t>
-      </w:r>
-      <w:proofErr w:type="gramEnd"/>
-      <w:r>
-        <w:rPr>
-          <w:rFonts w:hint="eastAsia"/>
-          <w:bCs/>
-          <w:szCs w:val="28"/>
-        </w:rPr>
-        <w:t>了。</w:t>
-      </w:r>
-    </w:p>
-    <w:p>
-      <w:pPr>
-        <w:spacing w:after="0" w:line="380" w:lineRule="exact"/>
-        <w:ind w:left="-6" w:right="0" w:hanging="11"/>
-        <w:rPr>
-          <w:bCs/>
-          <w:szCs w:val="28"/>
-        </w:rPr>
-      </w:pPr>
-      <w:r>
-        <w:rPr>
-          <w:rFonts w:hint="eastAsia"/>
-          <w:bCs/>
-          <w:szCs w:val="28"/>
-        </w:rPr>
-        <w:t>“而今聽雨僧廬下，鬢已星星也。”描寫的是一幅顯示他的當前處境的自我畫像。一個白髮老人獨自在</w:t>
-      </w:r>
-      <w:proofErr w:type="gramStart"/>
-      <w:r>
-        <w:rPr>
-          <w:rFonts w:hint="eastAsia"/>
-          <w:bCs/>
-          <w:szCs w:val="28"/>
-        </w:rPr>
-        <w:t>僧廬下傾聽</w:t>
-      </w:r>
-      <w:proofErr w:type="gramEnd"/>
-      <w:r>
-        <w:rPr>
-          <w:rFonts w:hint="eastAsia"/>
-          <w:bCs/>
-          <w:szCs w:val="28"/>
-        </w:rPr>
-        <w:t>著</w:t>
-      </w:r>
-      <w:r>
-        <w:rPr>
-          <w:rFonts w:hint="eastAsia"/>
-          <w:bCs/>
-          <w:szCs w:val="28"/>
-        </w:rPr>
-        <w:t>夜雨。處境之蕭索，心境之淒涼，在十餘字中，一覽無餘。江山已易主，</w:t>
-      </w:r>
-      <w:proofErr w:type="gramStart"/>
-      <w:r>
-        <w:rPr>
-          <w:rFonts w:hint="eastAsia"/>
-          <w:bCs/>
-          <w:szCs w:val="28"/>
-        </w:rPr>
-        <w:t>壯年愁恨</w:t>
-      </w:r>
-      <w:proofErr w:type="gramEnd"/>
-      <w:r>
-        <w:rPr>
-          <w:rFonts w:hint="eastAsia"/>
-          <w:bCs/>
-          <w:szCs w:val="28"/>
-        </w:rPr>
-        <w:t>與少年歡樂，已</w:t>
-      </w:r>
-      <w:proofErr w:type="gramStart"/>
-      <w:r>
-        <w:rPr>
-          <w:rFonts w:hint="eastAsia"/>
-          <w:bCs/>
-          <w:szCs w:val="28"/>
-        </w:rPr>
-        <w:t>如雨打風吹</w:t>
-      </w:r>
-      <w:proofErr w:type="gramEnd"/>
-      <w:r>
-        <w:rPr>
-          <w:rFonts w:hint="eastAsia"/>
-          <w:bCs/>
-          <w:szCs w:val="28"/>
-        </w:rPr>
-        <w:t>去。此時此地再聽到點點滴滴的雨聲，自己卻已</w:t>
-      </w:r>
-      <w:proofErr w:type="gramStart"/>
-      <w:r>
-        <w:rPr>
-          <w:rFonts w:hint="eastAsia"/>
-          <w:bCs/>
-          <w:szCs w:val="28"/>
-        </w:rPr>
-        <w:t>木然無動於衷</w:t>
-      </w:r>
-      <w:proofErr w:type="gramEnd"/>
-      <w:r>
-        <w:rPr>
-          <w:rFonts w:hint="eastAsia"/>
-          <w:bCs/>
-          <w:szCs w:val="28"/>
-        </w:rPr>
-        <w:t>了。“悲歡離合總無情，一任階前點滴到天明”。表達出詞人無可奈何的心緒，使其“聽雨”</w:t>
-      </w:r>
-      <w:r>
-        <w:rPr>
-          <w:rFonts w:hint="eastAsia"/>
-          <w:b/>
-          <w:szCs w:val="28"/>
-        </w:rPr>
-        <w:t>戛然而止</w:t>
-      </w:r>
-      <w:r>
-        <w:rPr>
-          <w:rFonts w:hint="eastAsia"/>
-          <w:bCs/>
-          <w:szCs w:val="28"/>
-        </w:rPr>
-        <w:t>。</w:t>
-      </w:r>
-    </w:p>
-    <w:p>
-      <w:pPr>
-        <w:spacing w:after="0" w:line="380" w:lineRule="exact"/>
-        <w:ind w:left="-6" w:right="0" w:hanging="11"/>
-        <w:rPr>
-          <w:bCs/>
-          <w:szCs w:val="28"/>
-        </w:rPr>
-      </w:pPr>
-      <w:r>
-        <w:rPr>
-          <w:rFonts w:hint="eastAsia"/>
-          <w:bCs/>
-          <w:szCs w:val="28"/>
-        </w:rPr>
-        <w:t xml:space="preserve">    </w:t>
-      </w:r>
-      <w:r>
-        <w:rPr>
-          <w:rFonts w:hint="eastAsia"/>
-          <w:bCs/>
-          <w:szCs w:val="28"/>
-        </w:rPr>
-        <w:t>蔣捷的這首詞，內容包涵較廣，感情蘊藏較深。以他一生的遭遇爲</w:t>
-      </w:r>
-      <w:r>
-        <w:rPr>
-          <w:rFonts w:hint="eastAsia"/>
-          <w:b/>
-          <w:szCs w:val="28"/>
-        </w:rPr>
-        <w:t>主線</w:t>
-      </w:r>
-      <w:r>
-        <w:rPr>
-          <w:rFonts w:hint="eastAsia"/>
-          <w:bCs/>
-          <w:szCs w:val="28"/>
-        </w:rPr>
-        <w:t>，由少年歌樓聽雨，壯年客舟聽雨，寫到寄居僧廬、鬢髮星星。結尾兩句更越過這一頂點，展現了一個新的感情境界。“一任”兩個字，就表達了聽雨人的心情。這種心情，在冷漠和</w:t>
-      </w:r>
-      <w:proofErr w:type="gramStart"/>
-      <w:r>
-        <w:rPr>
-          <w:rFonts w:hint="eastAsia"/>
-          <w:b/>
-          <w:szCs w:val="28"/>
-        </w:rPr>
-        <w:t>決絕</w:t>
-      </w:r>
-      <w:r>
-        <w:rPr>
-          <w:rFonts w:hint="eastAsia"/>
-          <w:bCs/>
-          <w:szCs w:val="28"/>
-        </w:rPr>
-        <w:t>中透</w:t>
-      </w:r>
-      <w:proofErr w:type="gramEnd"/>
-      <w:r>
-        <w:rPr>
-          <w:rFonts w:hint="eastAsia"/>
-          <w:bCs/>
-          <w:szCs w:val="28"/>
-        </w:rPr>
-        <w:t>出深化的痛苦，可謂字字</w:t>
-      </w:r>
-      <w:r>
-        <w:rPr>
-          <w:rFonts w:hint="eastAsia"/>
-          <w:b/>
-          <w:szCs w:val="28"/>
-        </w:rPr>
-        <w:t>千鈞</w:t>
-      </w:r>
-      <w:r>
-        <w:rPr>
-          <w:rFonts w:hint="eastAsia"/>
-          <w:bCs/>
-          <w:szCs w:val="28"/>
-        </w:rPr>
-        <w:t>。雖“一任點滴到天明”，卻也同時</w:t>
-      </w:r>
-      <w:proofErr w:type="gramStart"/>
-      <w:r>
-        <w:rPr>
-          <w:rFonts w:hint="eastAsia"/>
-          <w:bCs/>
-          <w:szCs w:val="28"/>
-        </w:rPr>
-        <w:t>難掩聽雨</w:t>
-      </w:r>
-      <w:proofErr w:type="gramEnd"/>
-      <w:r>
-        <w:rPr>
-          <w:rFonts w:hint="eastAsia"/>
-          <w:bCs/>
-          <w:szCs w:val="28"/>
-        </w:rPr>
-        <w:t>人心中的不平靜。身在僧廬，也無法真正與</w:t>
-      </w:r>
-      <w:proofErr w:type="gramStart"/>
-      <w:r>
-        <w:rPr>
-          <w:rFonts w:hint="eastAsia"/>
-          <w:bCs/>
-          <w:szCs w:val="28"/>
-        </w:rPr>
-        <w:t>世</w:t>
-      </w:r>
-      <w:proofErr w:type="gramEnd"/>
-      <w:r>
-        <w:rPr>
-          <w:rFonts w:hint="eastAsia"/>
-          <w:bCs/>
-          <w:szCs w:val="28"/>
-        </w:rPr>
-        <w:t>隔絕，也不能真正忘懷人生。“點滴到天明”亦</w:t>
-      </w:r>
-      <w:proofErr w:type="gramStart"/>
-      <w:r>
-        <w:rPr>
-          <w:rFonts w:hint="eastAsia"/>
-          <w:bCs/>
-          <w:szCs w:val="28"/>
-        </w:rPr>
-        <w:t>無眠到天明</w:t>
-      </w:r>
-      <w:proofErr w:type="gramEnd"/>
-      <w:r>
-        <w:rPr>
-          <w:rFonts w:hint="eastAsia"/>
-          <w:bCs/>
-          <w:szCs w:val="28"/>
-        </w:rPr>
-        <w:t>，</w:t>
-      </w:r>
-      <w:proofErr w:type="gramStart"/>
-      <w:r>
-        <w:rPr>
-          <w:rFonts w:hint="eastAsia"/>
-          <w:bCs/>
-          <w:szCs w:val="28"/>
-        </w:rPr>
-        <w:t>無靜到</w:t>
-      </w:r>
-      <w:proofErr w:type="gramEnd"/>
-      <w:r>
-        <w:rPr>
-          <w:rFonts w:hint="eastAsia"/>
-          <w:bCs/>
-          <w:szCs w:val="28"/>
-        </w:rPr>
-        <w:t>天明也。</w:t>
-      </w:r>
-    </w:p>
-    <w:p>
-      <w:pPr>
-        <w:spacing w:beforeLines="50" w:before="120" w:after="0" w:line="400" w:lineRule="exact"/>
+        <w:spacing w:beforeLines="50" w:before="120" w:after="0" w:line="440" w:lineRule="exact"/>
         <w:ind w:left="-6" w:right="0" w:hanging="11"/>
         <w:rPr>
           <w:bCs/>
@@ -1687,74 +918,31 @@
           <w:ilvl w:val="0"/>
           <w:numId w:val="14"/>
         </w:numPr>
-        <w:spacing w:after="0" w:line="360" w:lineRule="exact"/>
-        <w:ind w:leftChars="0" w:left="482" w:right="0"/>
-        <w:rPr>
-          <w:szCs w:val="28"/>
-        </w:rPr>
-      </w:pPr>
+        <w:spacing w:after="0" w:line="420" w:lineRule="exact"/>
+        <w:ind w:leftChars="0" w:left="284" w:right="0" w:hanging="284"/>
+        <w:jc w:val="both"/>
+        <w:rPr>
+          <w:szCs w:val="28"/>
+        </w:rPr>
+      </w:pPr>
+      <w:r>
+        <w:rPr>
+          <w:szCs w:val="28"/>
+        </w:rPr>
+        <w:t>時代滄桑</w:t>
+      </w:r>
       <w:r>
         <w:rPr>
           <w:rFonts w:hint="eastAsia"/>
           <w:szCs w:val="28"/>
         </w:rPr>
-        <w:t>言簡意賅</w:t>
-      </w:r>
-      <w:r>
-        <w:rPr>
-          <w:rFonts w:hint="eastAsia"/>
-          <w:szCs w:val="28"/>
-        </w:rPr>
-        <w:t>(</w:t>
-      </w:r>
-      <w:proofErr w:type="gramStart"/>
-      <w:r>
-        <w:rPr>
-          <w:rFonts w:hint="eastAsia"/>
-          <w:color w:val="FF0000"/>
-          <w:sz w:val="16"/>
-          <w:szCs w:val="16"/>
-        </w:rPr>
-        <w:t>ㄍㄞ</w:t>
-      </w:r>
-      <w:proofErr w:type="gramEnd"/>
-      <w:r>
-        <w:rPr>
-          <w:rFonts w:hint="eastAsia"/>
-          <w:szCs w:val="28"/>
-        </w:rPr>
-        <w:t>)</w:t>
-      </w:r>
-      <w:r>
-        <w:rPr>
-          <w:rFonts w:hint="eastAsia"/>
-          <w:szCs w:val="28"/>
-        </w:rPr>
         <w:t>：</w:t>
       </w:r>
       <w:r>
         <w:rPr>
-          <w:rFonts w:hint="eastAsia"/>
-          <w:szCs w:val="28"/>
-        </w:rPr>
-        <w:t>言辭簡練，意思完備。</w:t>
-      </w:r>
-    </w:p>
-    <w:p>
-      <w:pPr>
-        <w:pStyle w:val="a9"/>
-        <w:spacing w:after="0" w:line="360" w:lineRule="exact"/>
-        <w:ind w:leftChars="0" w:left="482" w:right="0" w:firstLine="0"/>
-        <w:rPr>
-          <w:szCs w:val="28"/>
-        </w:rPr>
-      </w:pPr>
-      <w:r>
-        <w:rPr>
-          <w:rFonts w:hint="eastAsia"/>
-          <w:szCs w:val="28"/>
-        </w:rPr>
-        <w:t>【例】先生這幾句話言簡意賅，真是令人佩服。</w:t>
+          <w:szCs w:val="28"/>
+        </w:rPr>
+        <w:t>指社會經歷巨大動盪、政權更迭或歷史變遷，導致世事巨變、人事已非。常用以襯托個人的渺小與無力感，夾雜著對國家殘破、山河變色或歲月流逝的深沉悲慨與無奈。</w:t>
       </w:r>
     </w:p>
     <w:p>
@@ -1764,49 +952,31 @@
           <w:ilvl w:val="0"/>
           <w:numId w:val="14"/>
         </w:numPr>
-        <w:spacing w:after="0" w:line="360" w:lineRule="exact"/>
-        <w:ind w:leftChars="0" w:left="482" w:right="0"/>
-        <w:rPr>
-          <w:szCs w:val="28"/>
-        </w:rPr>
-      </w:pPr>
+        <w:spacing w:after="0" w:line="420" w:lineRule="exact"/>
+        <w:ind w:leftChars="0" w:left="284" w:right="0" w:hanging="284"/>
+        <w:jc w:val="both"/>
+        <w:rPr>
+          <w:szCs w:val="28"/>
+        </w:rPr>
+      </w:pPr>
+      <w:r>
+        <w:rPr>
+          <w:szCs w:val="28"/>
+        </w:rPr>
+        <w:t>輕靈與懵懂</w:t>
+      </w:r>
       <w:r>
         <w:rPr>
           <w:rFonts w:hint="eastAsia"/>
           <w:szCs w:val="28"/>
         </w:rPr>
-        <w:t>媒介</w:t>
-      </w:r>
-      <w:r>
-        <w:rPr>
-          <w:rFonts w:hint="eastAsia"/>
-          <w:szCs w:val="28"/>
-        </w:rPr>
         <w:t>：</w:t>
       </w:r>
       <w:r>
         <w:rPr>
-          <w:rFonts w:hint="eastAsia"/>
-          <w:szCs w:val="28"/>
-        </w:rPr>
-        <w:t>居中聯繫，使雙方產生某種特定關係的事物。</w:t>
-      </w:r>
-    </w:p>
-    <w:p>
-      <w:pPr>
-        <w:pStyle w:val="a9"/>
-        <w:spacing w:after="0" w:line="360" w:lineRule="exact"/>
-        <w:ind w:leftChars="0" w:left="482" w:right="0" w:firstLine="0"/>
-        <w:rPr>
-          <w:szCs w:val="28"/>
-        </w:rPr>
-      </w:pPr>
-      <w:r>
-        <w:rPr>
-          <w:rFonts w:hint="eastAsia"/>
-          <w:szCs w:val="28"/>
-        </w:rPr>
-        <w:t>【例】蚊蠅蟑螂是傳播疾病的主要媒介。</w:t>
+          <w:szCs w:val="28"/>
+        </w:rPr>
+        <w:t>「輕靈」指手法靈動、不滯於物，意境清新流暢；「懵懂」指純真自然、似懂非懂或帶著稚氣的迷濛狀態。多用來形容作品（或特定藝術風格、人物心境）不帶過度沉重的雕琢，保有天真爛漫、靈動而不經意的美感。</w:t>
       </w:r>
     </w:p>
     <w:p>
@@ -1816,138 +986,31 @@
           <w:ilvl w:val="0"/>
           <w:numId w:val="14"/>
         </w:numPr>
-        <w:spacing w:after="0" w:line="360" w:lineRule="exact"/>
-        <w:ind w:leftChars="0" w:right="0"/>
-        <w:rPr>
-          <w:szCs w:val="28"/>
-        </w:rPr>
-      </w:pPr>
+        <w:spacing w:after="0" w:line="420" w:lineRule="exact"/>
+        <w:ind w:leftChars="0" w:left="284" w:right="0" w:hanging="284"/>
+        <w:jc w:val="both"/>
+        <w:rPr>
+          <w:szCs w:val="28"/>
+        </w:rPr>
+      </w:pPr>
+      <w:r>
+        <w:rPr>
+          <w:szCs w:val="28"/>
+        </w:rPr>
+        <w:t>顛沛流離</w:t>
+      </w:r>
       <w:r>
         <w:rPr>
           <w:rFonts w:hint="eastAsia"/>
-          <w:bCs/>
-          <w:szCs w:val="28"/>
-        </w:rPr>
-        <w:t>淋漓</w:t>
-      </w:r>
-      <w:r>
-        <w:rPr>
-          <w:rFonts w:hint="eastAsia"/>
-          <w:bCs/>
-          <w:szCs w:val="28"/>
-        </w:rPr>
-        <w:t>(</w:t>
-      </w:r>
-      <w:proofErr w:type="gramStart"/>
-      <w:r>
-        <w:rPr>
-          <w:rFonts w:hint="eastAsia"/>
-          <w:bCs/>
-          <w:color w:val="FF0000"/>
-          <w:sz w:val="16"/>
-          <w:szCs w:val="16"/>
-        </w:rPr>
-        <w:t>ㄌㄧㄣ</w:t>
-      </w:r>
-      <w:r>
-        <w:rPr>
-          <w:rFonts w:hint="eastAsia"/>
-          <w:bCs/>
-          <w:color w:val="FF0000"/>
-          <w:sz w:val="16"/>
-          <w:szCs w:val="16"/>
-        </w:rPr>
-        <w:t>ˊ</w:t>
-      </w:r>
-      <w:proofErr w:type="gramEnd"/>
-      <w:r>
-        <w:rPr>
-          <w:rFonts w:hint="eastAsia"/>
-          <w:bCs/>
-          <w:color w:val="FF0000"/>
-          <w:sz w:val="16"/>
-          <w:szCs w:val="16"/>
-        </w:rPr>
-        <w:t xml:space="preserve"> </w:t>
-      </w:r>
-      <w:proofErr w:type="gramStart"/>
-      <w:r>
-        <w:rPr>
-          <w:rFonts w:hint="eastAsia"/>
-          <w:bCs/>
-          <w:color w:val="FF0000"/>
-          <w:sz w:val="16"/>
-          <w:szCs w:val="16"/>
-        </w:rPr>
-        <w:t>ㄌㄧ</w:t>
-      </w:r>
-      <w:r>
-        <w:rPr>
-          <w:rFonts w:hint="eastAsia"/>
-          <w:bCs/>
-          <w:color w:val="FF0000"/>
-          <w:sz w:val="16"/>
-          <w:szCs w:val="16"/>
-        </w:rPr>
-        <w:t>ˊ</w:t>
-      </w:r>
-      <w:proofErr w:type="gramEnd"/>
-      <w:r>
-        <w:rPr>
-          <w:rFonts w:hint="eastAsia"/>
-          <w:bCs/>
-          <w:szCs w:val="28"/>
-        </w:rPr>
-        <w:t>)</w:t>
-      </w:r>
-      <w:r>
-        <w:rPr>
-          <w:rFonts w:hint="eastAsia"/>
           <w:szCs w:val="28"/>
         </w:rPr>
         <w:t>：</w:t>
       </w:r>
-    </w:p>
-    <w:p>
-      <w:pPr>
-        <w:pStyle w:val="a9"/>
-        <w:numPr>
-          <w:ilvl w:val="0"/>
-          <w:numId w:val="45"/>
-        </w:numPr>
-        <w:spacing w:after="0" w:line="360" w:lineRule="exact"/>
-        <w:ind w:leftChars="0" w:right="0"/>
-        <w:rPr>
-          <w:szCs w:val="28"/>
-        </w:rPr>
-      </w:pPr>
-      <w:r>
-        <w:rPr>
-          <w:rFonts w:hint="eastAsia"/>
-          <w:szCs w:val="28"/>
-        </w:rPr>
-        <w:t>溼透的樣子。【例】大雨淋漓</w:t>
-      </w:r>
-    </w:p>
-    <w:p>
-      <w:pPr>
-        <w:pStyle w:val="a9"/>
-        <w:numPr>
-          <w:ilvl w:val="0"/>
-          <w:numId w:val="45"/>
-        </w:numPr>
-        <w:spacing w:after="0" w:line="360" w:lineRule="exact"/>
-        <w:ind w:leftChars="0" w:right="0"/>
-        <w:rPr>
-          <w:szCs w:val="28"/>
-        </w:rPr>
-      </w:pPr>
-      <w:r>
-        <w:rPr>
-          <w:rFonts w:hint="eastAsia"/>
-          <w:szCs w:val="28"/>
-        </w:rPr>
-        <w:t>形容氣勢充沛酣暢。【例】淋漓盡致</w:t>
+      <w:r>
+        <w:rPr>
+          <w:szCs w:val="28"/>
+        </w:rPr>
+        <w:t>生活環境艱難，四處奔波，流落異鄉，沒有安穩的居所。反映出作者在動亂亂世中身不由己的境遇，伴隨著強烈的孤苦、不安與對安定生活的渴望。</w:t>
       </w:r>
     </w:p>
     <w:p>
@@ -1957,33 +1020,31 @@
           <w:ilvl w:val="0"/>
           <w:numId w:val="14"/>
         </w:numPr>
-        <w:spacing w:after="0" w:line="360" w:lineRule="exact"/>
-        <w:ind w:leftChars="0" w:left="482" w:right="0"/>
-        <w:rPr>
-          <w:szCs w:val="28"/>
-        </w:rPr>
-      </w:pPr>
+        <w:spacing w:after="0" w:line="420" w:lineRule="exact"/>
+        <w:ind w:leftChars="0" w:left="284" w:right="0" w:hanging="284"/>
+        <w:jc w:val="both"/>
+        <w:rPr>
+          <w:szCs w:val="28"/>
+        </w:rPr>
+      </w:pPr>
+      <w:r>
+        <w:rPr>
+          <w:szCs w:val="28"/>
+        </w:rPr>
+        <w:t>羈旅</w:t>
+      </w:r>
       <w:r>
         <w:rPr>
           <w:rFonts w:hint="eastAsia"/>
-          <w:bCs/>
-          <w:szCs w:val="28"/>
-        </w:rPr>
-        <w:t>放蕩不羈</w:t>
-      </w:r>
-      <w:r>
-        <w:rPr>
-          <w:rFonts w:hint="eastAsia"/>
           <w:szCs w:val="28"/>
         </w:rPr>
         <w:t>：</w:t>
       </w:r>
       <w:r>
         <w:rPr>
-          <w:rFonts w:hint="eastAsia"/>
-          <w:szCs w:val="28"/>
-        </w:rPr>
-        <w:t>行動隨便，不受約束。</w:t>
+          <w:szCs w:val="28"/>
+        </w:rPr>
+        <w:t>長期在外漂泊、寄居他鄉，離開故土。</w:t>
       </w:r>
     </w:p>
     <w:p>
@@ -1993,32 +1054,31 @@
           <w:ilvl w:val="0"/>
           <w:numId w:val="14"/>
         </w:numPr>
-        <w:spacing w:after="0" w:line="360" w:lineRule="exact"/>
-        <w:ind w:leftChars="0" w:left="482" w:right="0"/>
-        <w:rPr>
-          <w:szCs w:val="28"/>
-        </w:rPr>
-      </w:pPr>
+        <w:spacing w:after="0" w:line="420" w:lineRule="exact"/>
+        <w:ind w:leftChars="0" w:left="284" w:right="0" w:hanging="284"/>
+        <w:jc w:val="both"/>
+        <w:rPr>
+          <w:szCs w:val="28"/>
+        </w:rPr>
+      </w:pPr>
+      <w:r>
+        <w:rPr>
+          <w:szCs w:val="28"/>
+        </w:rPr>
+        <w:t>凝結</w:t>
+      </w:r>
       <w:r>
         <w:rPr>
           <w:rFonts w:hint="eastAsia"/>
           <w:szCs w:val="28"/>
         </w:rPr>
-        <w:t>爲賦新詞強說愁</w:t>
-      </w:r>
-      <w:r>
-        <w:rPr>
-          <w:rFonts w:hint="eastAsia"/>
-          <w:szCs w:val="28"/>
-        </w:rPr>
         <w:t>：</w:t>
       </w:r>
       <w:r>
         <w:rPr>
-          <w:rFonts w:hint="eastAsia"/>
-          <w:szCs w:val="28"/>
-        </w:rPr>
-        <w:t>為了寫一首新詩或新詞而故意去說「愁」，使得這「愁」變成了捏造出來的東西。</w:t>
+          <w:szCs w:val="28"/>
+        </w:rPr>
+        <w:t>氣體化為液體，或事物聚集、固化；在文學中指抽象的情感、意象變得具體而集中。形容將繁複的思緒、無形的愁緒或特定的時空氛圍，濃縮、凝聚在某一個具體的意象或字裡行間（如「愁緒凝結眉間」）。</w:t>
       </w:r>
     </w:p>
     <w:p>
@@ -2028,83 +1088,31 @@
           <w:ilvl w:val="0"/>
           <w:numId w:val="14"/>
         </w:numPr>
-        <w:spacing w:after="0" w:line="360" w:lineRule="exact"/>
-        <w:ind w:leftChars="0" w:left="482" w:right="0"/>
-        <w:rPr>
-          <w:szCs w:val="28"/>
-        </w:rPr>
-      </w:pPr>
+        <w:spacing w:after="0" w:line="420" w:lineRule="exact"/>
+        <w:ind w:leftChars="0" w:left="284" w:right="0" w:hanging="284"/>
+        <w:jc w:val="both"/>
+        <w:rPr>
+          <w:szCs w:val="28"/>
+        </w:rPr>
+      </w:pPr>
+      <w:r>
+        <w:rPr>
+          <w:szCs w:val="28"/>
+        </w:rPr>
+        <w:t>由鬧而靜、由廣而狹</w:t>
+      </w:r>
       <w:r>
         <w:rPr>
           <w:rFonts w:hint="eastAsia"/>
           <w:szCs w:val="28"/>
         </w:rPr>
-        <w:t>踽踽</w:t>
-      </w:r>
-      <w:r>
-        <w:rPr>
-          <w:rFonts w:hint="eastAsia"/>
-          <w:szCs w:val="28"/>
-        </w:rPr>
-        <w:t>(</w:t>
-      </w:r>
-      <w:proofErr w:type="gramStart"/>
-      <w:r>
-        <w:rPr>
-          <w:rFonts w:hint="eastAsia"/>
-          <w:color w:val="FF0000"/>
-          <w:sz w:val="16"/>
-          <w:szCs w:val="16"/>
-        </w:rPr>
-        <w:t>ㄐㄩ</w:t>
-      </w:r>
-      <w:r>
-        <w:rPr>
-          <w:rFonts w:hint="eastAsia"/>
-          <w:color w:val="FF0000"/>
-          <w:sz w:val="16"/>
-          <w:szCs w:val="16"/>
-        </w:rPr>
-        <w:t>ˇ</w:t>
-      </w:r>
-      <w:proofErr w:type="gramEnd"/>
-      <w:r>
-        <w:rPr>
-          <w:rFonts w:hint="eastAsia"/>
-          <w:szCs w:val="28"/>
-        </w:rPr>
-        <w:t>)</w:t>
-      </w:r>
-      <w:r>
-        <w:rPr>
-          <w:rFonts w:hint="eastAsia"/>
-          <w:szCs w:val="28"/>
-        </w:rPr>
         <w:t>：</w:t>
       </w:r>
       <w:r>
         <w:rPr>
-          <w:rFonts w:hint="eastAsia"/>
-          <w:szCs w:val="28"/>
-        </w:rPr>
-        <w:t>孤單行走的樣子。</w:t>
-      </w:r>
-    </w:p>
-    <w:p>
-      <w:pPr>
-        <w:pStyle w:val="a9"/>
-        <w:spacing w:after="0" w:line="360" w:lineRule="exact"/>
-        <w:ind w:leftChars="0" w:left="482" w:right="0" w:firstLine="0"/>
-        <w:rPr>
-          <w:szCs w:val="28"/>
-        </w:rPr>
-      </w:pPr>
-      <w:r>
-        <w:rPr>
-          <w:rFonts w:hint="eastAsia"/>
-          <w:szCs w:val="28"/>
-        </w:rPr>
-        <w:t>【例】在寒風凜冽的街道上，只見他一人踽踽獨行。</w:t>
+          <w:szCs w:val="28"/>
+        </w:rPr>
+        <w:t>指視角、氛圍或筆法由外部的喧鬧轉為內心的沉靜，由宏大廣闊的場景收束至微小狹窄的空間（或情感核心）。</w:t>
       </w:r>
     </w:p>
     <w:p>
@@ -2114,40 +1122,31 @@
           <w:ilvl w:val="0"/>
           <w:numId w:val="14"/>
         </w:numPr>
-        <w:spacing w:after="0" w:line="360" w:lineRule="exact"/>
-        <w:ind w:leftChars="0" w:left="482" w:right="0"/>
-        <w:rPr>
-          <w:szCs w:val="28"/>
-        </w:rPr>
-      </w:pPr>
+        <w:spacing w:after="0" w:line="420" w:lineRule="exact"/>
+        <w:ind w:leftChars="0" w:left="284" w:right="0" w:hanging="284"/>
+        <w:jc w:val="both"/>
+        <w:rPr>
+          <w:szCs w:val="28"/>
+        </w:rPr>
+      </w:pPr>
+      <w:r>
+        <w:rPr>
+          <w:szCs w:val="28"/>
+        </w:rPr>
+        <w:t>收斂</w:t>
+      </w:r>
       <w:r>
         <w:rPr>
           <w:rFonts w:hint="eastAsia"/>
-          <w:bCs/>
-          <w:szCs w:val="28"/>
-        </w:rPr>
-        <w:t>蕭索</w:t>
-      </w:r>
-      <w:r>
-        <w:rPr>
-          <w:rFonts w:hint="eastAsia"/>
           <w:szCs w:val="28"/>
         </w:rPr>
         <w:t>：</w:t>
       </w:r>
       <w:r>
         <w:rPr>
-          <w:rFonts w:hint="eastAsia"/>
-          <w:szCs w:val="28"/>
-        </w:rPr>
-        <w:t>冷落衰頹的樣子。</w:t>
-      </w:r>
-      <w:r>
-        <w:rPr>
-          <w:rFonts w:hint="eastAsia"/>
-          <w:szCs w:val="28"/>
-        </w:rPr>
-        <w:t>。</w:t>
+          <w:szCs w:val="28"/>
+        </w:rPr>
+        <w:t>在情感表現或創作風格上，指從激越、外放、鋪張的狀態，轉為含蓄、內斂、點到為止，使作品更具餘韻和厚度。</w:t>
       </w:r>
     </w:p>
     <w:p>
@@ -2157,68 +1156,31 @@
           <w:ilvl w:val="0"/>
           <w:numId w:val="14"/>
         </w:numPr>
-        <w:spacing w:after="0" w:line="360" w:lineRule="exact"/>
-        <w:ind w:leftChars="0" w:left="482" w:right="0"/>
-        <w:rPr>
-          <w:szCs w:val="28"/>
-        </w:rPr>
-      </w:pPr>
+        <w:spacing w:after="0" w:line="420" w:lineRule="exact"/>
+        <w:ind w:leftChars="0" w:left="284" w:right="0" w:hanging="284"/>
+        <w:jc w:val="both"/>
+        <w:rPr>
+          <w:szCs w:val="28"/>
+        </w:rPr>
+      </w:pPr>
+      <w:r>
+        <w:rPr>
+          <w:szCs w:val="28"/>
+        </w:rPr>
+        <w:t>沉靜與麻木</w:t>
+      </w:r>
       <w:r>
         <w:rPr>
           <w:rFonts w:hint="eastAsia"/>
-          <w:bCs/>
-          <w:szCs w:val="28"/>
-        </w:rPr>
-        <w:t>木然</w:t>
-      </w:r>
-      <w:r>
-        <w:rPr>
-          <w:rFonts w:hint="eastAsia"/>
-          <w:bCs/>
           <w:szCs w:val="28"/>
         </w:rPr>
         <w:t>：</w:t>
       </w:r>
       <w:r>
         <w:rPr>
-          <w:rFonts w:hint="eastAsia"/>
-          <w:bCs/>
-          <w:szCs w:val="28"/>
-        </w:rPr>
-        <w:t>形容一時痴呆，不知所措的樣子。</w:t>
-      </w:r>
-    </w:p>
-    <w:p>
-      <w:pPr>
-        <w:pStyle w:val="a9"/>
-        <w:spacing w:after="0" w:line="360" w:lineRule="exact"/>
-        <w:ind w:leftChars="0" w:left="482" w:right="0" w:firstLine="0"/>
-        <w:rPr>
-          <w:szCs w:val="28"/>
-        </w:rPr>
-      </w:pPr>
-      <w:r>
-        <w:rPr>
-          <w:rFonts w:hint="eastAsia"/>
-          <w:szCs w:val="28"/>
-        </w:rPr>
-        <w:t>【例】目睹這場意外，他只木然的站著，什麼話</w:t>
-      </w:r>
-      <w:proofErr w:type="gramStart"/>
-      <w:r>
-        <w:rPr>
-          <w:rFonts w:hint="eastAsia"/>
-          <w:szCs w:val="28"/>
-        </w:rPr>
-        <w:t>也說不出來</w:t>
-      </w:r>
-      <w:proofErr w:type="gramEnd"/>
-      <w:r>
-        <w:rPr>
-          <w:rFonts w:hint="eastAsia"/>
-          <w:szCs w:val="28"/>
-        </w:rPr>
-        <w:t>。</w:t>
+          <w:szCs w:val="28"/>
+        </w:rPr>
+        <w:t>形容歷經重大變故後，人物內心深處那種萬念俱灰、悲傷過度而近乎失去知覺的複雜心理狀態。</w:t>
       </w:r>
     </w:p>
     <w:p>
@@ -2228,240 +1190,32 @@
           <w:ilvl w:val="0"/>
           <w:numId w:val="14"/>
         </w:numPr>
-        <w:spacing w:after="0" w:line="360" w:lineRule="exact"/>
-        <w:ind w:leftChars="0" w:left="482" w:right="0"/>
-        <w:rPr>
-          <w:szCs w:val="28"/>
-        </w:rPr>
-      </w:pPr>
-      <w:proofErr w:type="gramStart"/>
-      <w:r>
+        <w:spacing w:after="0" w:line="420" w:lineRule="exact"/>
+        <w:ind w:leftChars="0" w:left="284" w:right="0" w:hanging="284"/>
+        <w:jc w:val="both"/>
         <w:rPr>
           <w:rFonts w:hint="eastAsia"/>
           <w:szCs w:val="28"/>
         </w:rPr>
-        <w:t>戛</w:t>
-      </w:r>
-      <w:proofErr w:type="gramEnd"/>
+      </w:pPr>
+      <w:r>
+        <w:rPr>
+          <w:szCs w:val="28"/>
+        </w:rPr>
+        <w:t>白描</w:t>
+      </w:r>
       <w:r>
         <w:rPr>
           <w:rFonts w:hint="eastAsia"/>
           <w:szCs w:val="28"/>
         </w:rPr>
-        <w:t>(</w:t>
-      </w:r>
-      <w:proofErr w:type="gramStart"/>
-      <w:r>
-        <w:rPr>
-          <w:rFonts w:hint="eastAsia"/>
-          <w:color w:val="FF0000"/>
-          <w:sz w:val="16"/>
-          <w:szCs w:val="16"/>
-        </w:rPr>
-        <w:t>ㄐㄧㄚˊ</w:t>
-      </w:r>
-      <w:proofErr w:type="gramEnd"/>
-      <w:r>
-        <w:rPr>
-          <w:rFonts w:hint="eastAsia"/>
-          <w:szCs w:val="28"/>
-        </w:rPr>
-        <w:t>)</w:t>
-      </w:r>
-      <w:r>
-        <w:rPr>
-          <w:rFonts w:hint="eastAsia"/>
-          <w:szCs w:val="28"/>
-        </w:rPr>
-        <w:t>然而止</w:t>
-      </w:r>
-      <w:r>
-        <w:rPr>
-          <w:rFonts w:hint="eastAsia"/>
-          <w:szCs w:val="28"/>
-        </w:rPr>
         <w:t>：</w:t>
       </w:r>
       <w:r>
         <w:rPr>
-          <w:rFonts w:hint="eastAsia"/>
-          <w:szCs w:val="28"/>
-        </w:rPr>
-        <w:t>一陣聲響之後，突然停止下來。</w:t>
-      </w:r>
-    </w:p>
-    <w:p>
-      <w:pPr>
-        <w:pStyle w:val="a9"/>
-        <w:spacing w:after="0" w:line="360" w:lineRule="exact"/>
-        <w:ind w:leftChars="0" w:left="482" w:right="0" w:firstLine="0"/>
-        <w:rPr>
-          <w:szCs w:val="28"/>
-        </w:rPr>
-      </w:pPr>
-      <w:r>
-        <w:rPr>
-          <w:rFonts w:hint="eastAsia"/>
-          <w:szCs w:val="28"/>
-        </w:rPr>
-        <w:t>【例】當老師踏入教室時，同學們的嬉笑叫鬧聲隨即戛然而止。</w:t>
-      </w:r>
-    </w:p>
-    <w:p>
-      <w:pPr>
-        <w:pStyle w:val="a9"/>
-        <w:numPr>
-          <w:ilvl w:val="0"/>
-          <w:numId w:val="14"/>
-        </w:numPr>
-        <w:spacing w:after="0" w:line="360" w:lineRule="exact"/>
-        <w:ind w:leftChars="0" w:left="482" w:right="0"/>
-        <w:rPr>
-          <w:szCs w:val="28"/>
-        </w:rPr>
-      </w:pPr>
-      <w:r>
-        <w:rPr>
-          <w:rFonts w:hint="eastAsia"/>
-          <w:szCs w:val="28"/>
-        </w:rPr>
-        <w:t>主線</w:t>
-      </w:r>
-      <w:r>
-        <w:rPr>
-          <w:rFonts w:hint="eastAsia"/>
-          <w:szCs w:val="28"/>
-        </w:rPr>
-        <w:t>：</w:t>
-      </w:r>
-      <w:r>
-        <w:rPr>
-          <w:rFonts w:hint="eastAsia"/>
-          <w:szCs w:val="28"/>
-        </w:rPr>
-        <w:t>主要的脈絡、道路。</w:t>
-      </w:r>
-    </w:p>
-    <w:p>
-      <w:pPr>
-        <w:pStyle w:val="a9"/>
-        <w:numPr>
-          <w:ilvl w:val="0"/>
-          <w:numId w:val="14"/>
-        </w:numPr>
-        <w:spacing w:after="0" w:line="360" w:lineRule="exact"/>
-        <w:ind w:leftChars="0" w:left="482" w:right="0"/>
-        <w:rPr>
-          <w:szCs w:val="28"/>
-        </w:rPr>
-      </w:pPr>
-      <w:r>
-        <w:rPr>
-          <w:rFonts w:hint="eastAsia"/>
-          <w:szCs w:val="28"/>
-        </w:rPr>
-        <w:t>決絕</w:t>
-      </w:r>
-      <w:r>
-        <w:rPr>
-          <w:rFonts w:hint="eastAsia"/>
-          <w:szCs w:val="28"/>
-        </w:rPr>
-        <w:t>：</w:t>
-      </w:r>
-      <w:r>
-        <w:rPr>
-          <w:rFonts w:hint="eastAsia"/>
-          <w:szCs w:val="28"/>
-        </w:rPr>
-        <w:t>堅決肯定。【例】聽他語氣這樣決絕，恐怕很難說服他改變心意。</w:t>
-      </w:r>
-    </w:p>
-    <w:p>
-      <w:pPr>
-        <w:pStyle w:val="a9"/>
-        <w:numPr>
-          <w:ilvl w:val="0"/>
-          <w:numId w:val="14"/>
-        </w:numPr>
-        <w:spacing w:after="0" w:line="360" w:lineRule="exact"/>
-        <w:ind w:leftChars="0" w:left="482" w:right="0"/>
-        <w:rPr>
-          <w:szCs w:val="28"/>
-        </w:rPr>
-      </w:pPr>
-      <w:r>
-        <w:rPr>
-          <w:rFonts w:hint="eastAsia"/>
-          <w:szCs w:val="28"/>
-        </w:rPr>
-        <w:t>深化</w:t>
-      </w:r>
-      <w:r>
-        <w:rPr>
-          <w:rFonts w:hint="eastAsia"/>
-          <w:szCs w:val="28"/>
-        </w:rPr>
-        <w:t>：</w:t>
-      </w:r>
-      <w:r>
-        <w:rPr>
-          <w:rFonts w:hint="eastAsia"/>
-          <w:szCs w:val="28"/>
-        </w:rPr>
-        <w:t>向更深的程度或階段發展。</w:t>
-      </w:r>
-    </w:p>
-    <w:p>
-      <w:pPr>
-        <w:pStyle w:val="a9"/>
-        <w:spacing w:after="0" w:line="360" w:lineRule="exact"/>
-        <w:ind w:leftChars="0" w:left="482" w:right="0" w:firstLine="0"/>
-        <w:rPr>
-          <w:szCs w:val="28"/>
-        </w:rPr>
-      </w:pPr>
-      <w:r>
-        <w:rPr>
-          <w:rFonts w:hint="eastAsia"/>
-          <w:szCs w:val="28"/>
-        </w:rPr>
-        <w:t>【例】經過這次的良性溝通，使我們之間的心靈交流更加深化了。</w:t>
-      </w:r>
-    </w:p>
-    <w:p>
-      <w:pPr>
-        <w:pStyle w:val="a9"/>
-        <w:numPr>
-          <w:ilvl w:val="0"/>
-          <w:numId w:val="14"/>
-        </w:numPr>
-        <w:spacing w:after="0" w:line="360" w:lineRule="exact"/>
-        <w:ind w:leftChars="0" w:left="482" w:right="0"/>
-        <w:rPr>
-          <w:szCs w:val="28"/>
-        </w:rPr>
-      </w:pPr>
-      <w:r>
-        <w:rPr>
-          <w:rFonts w:hint="eastAsia"/>
-          <w:szCs w:val="28"/>
-        </w:rPr>
-        <w:t>千鈞</w:t>
-      </w:r>
-      <w:r>
-        <w:rPr>
-          <w:rFonts w:hint="eastAsia"/>
-          <w:szCs w:val="28"/>
-        </w:rPr>
-        <w:t>：</w:t>
-      </w:r>
-      <w:r>
-        <w:rPr>
-          <w:rFonts w:hint="eastAsia"/>
-          <w:szCs w:val="28"/>
-        </w:rPr>
-        <w:t>鈞，古時秤量的單位，一鈞等於三十斤。千鈞形容非常重。</w:t>
+          <w:szCs w:val="28"/>
+        </w:rPr>
+        <w:t>原為繪畫術語（僅用墨線勾勒輪廓不著色）；在文學中指不加過多修飾、辭藻，直接使用朴素、精練的文字勾勒出事物原貌。強調「以真實動人」，透過精準的白話或樸實字句，直接呈現景物或人物特徵，達到真切自然、生動傳神的藝術效果。</w:t>
       </w:r>
     </w:p>
     <w:sectPr>
@@ -2476,7 +1230,7 @@
 </file>
 
 <file path=word/endnotes.xml><?xml version="1.0" encoding="utf-8"?>
-<w:endnotes xmlns:wpc="http://schemas.microsoft.com/office/word/2010/wordprocessingCanvas" xmlns:cx="http://schemas.microsoft.com/office/drawing/2014/chartex" xmlns:cx1="http://schemas.microsoft.com/office/drawing/2015/9/8/chartex" xmlns:cx2="http://schemas.microsoft.com/office/drawing/2015/10/21/chartex" xmlns:cx3="http://schemas.microsoft.com/office/drawing/2016/5/9/chartex" xmlns:cx4="http://schemas.microsoft.com/office/drawing/2016/5/10/chartex" xmlns:cx5="http://schemas.microsoft.com/office/drawing/2016/5/11/chartex" xmlns:cx6="http://schemas.microsoft.com/office/drawing/2016/5/12/chartex" xmlns:cx7="http://schemas.microsoft.com/office/drawing/2016/5/13/chartex" xmlns:cx8="http://schemas.microsoft.com/office/drawing/2016/5/14/chartex" xmlns:mc="http://schemas.openxmlformats.org/markup-compatibility/2006" xmlns:aink="http://schemas.microsoft.com/office/drawing/2016/ink" xmlns:am3d="http://schemas.microsoft.com/office/drawing/2017/model3d" xmlns:o="urn:schemas-microsoft-com:office:office" xmlns:oel="http://schemas.microsoft.com/office/2019/extlst" xmlns:r="http://schemas.openxmlformats.org/officeDocument/2006/relationships" xmlns:m="http://schemas.openxmlformats.org/officeDocument/2006/math" xmlns:v="urn:schemas-microsoft-com:vml" xmlns:wp14="http://schemas.microsoft.com/office/word/2010/wordprocessingDrawing" xmlns:wp="http://schemas.openxmlformats.org/drawingml/2006/wordprocessingDrawing" xmlns:w10="urn:schemas-microsoft-com:office:word" xmlns:w="http://schemas.openxmlformats.org/wordprocessingml/2006/main" xmlns:w14="http://schemas.microsoft.com/office/word/2010/wordml" xmlns:w15="http://schemas.microsoft.com/office/word/2012/wordml" xmlns:w16cex="http://schemas.microsoft.com/office/word/2018/wordml/cex" xmlns:w16cid="http://schemas.microsoft.com/office/word/2016/wordml/cid" xmlns:w16="http://schemas.microsoft.com/office/word/2018/wordml" xmlns:w16du="http://schemas.microsoft.com/office/word/2023/wordml/word16du" xmlns:w16sdtdh="http://schemas.microsoft.com/office/word/2020/wordml/sdtdatahash" xmlns:w16se="http://schemas.microsoft.com/office/word/2015/wordml/symex" xmlns:wpg="http://schemas.microsoft.com/office/word/2010/wordprocessingGroup" xmlns:wpi="http://schemas.microsoft.com/office/word/2010/wordprocessingInk" xmlns:wne="http://schemas.microsoft.com/office/word/2006/wordml" xmlns:wps="http://schemas.microsoft.com/office/word/2010/wordprocessingShape" mc:Ignorable="w14 w15 w16se w16cid w16 w16cex w16sdtdh wp14">
+<w:endnotes xmlns:wpc="http://schemas.microsoft.com/office/word/2010/wordprocessingCanvas" xmlns:cx="http://schemas.microsoft.com/office/drawing/2014/chartex" xmlns:cx1="http://schemas.microsoft.com/office/drawing/2015/9/8/chartex" xmlns:cx2="http://schemas.microsoft.com/office/drawing/2015/10/21/chartex" xmlns:cx3="http://schemas.microsoft.com/office/drawing/2016/5/9/chartex" xmlns:cx4="http://schemas.microsoft.com/office/drawing/2016/5/10/chartex" xmlns:cx5="http://schemas.microsoft.com/office/drawing/2016/5/11/chartex" xmlns:cx6="http://schemas.microsoft.com/office/drawing/2016/5/12/chartex" xmlns:cx7="http://schemas.microsoft.com/office/drawing/2016/5/13/chartex" xmlns:cx8="http://schemas.microsoft.com/office/drawing/2016/5/14/chartex" xmlns:mc="http://schemas.openxmlformats.org/markup-compatibility/2006" xmlns:aink="http://schemas.microsoft.com/office/drawing/2016/ink" xmlns:am3d="http://schemas.microsoft.com/office/drawing/2017/model3d" xmlns:o="urn:schemas-microsoft-com:office:office" xmlns:oel="http://schemas.microsoft.com/office/2019/extlst" xmlns:r="http://schemas.openxmlformats.org/officeDocument/2006/relationships" xmlns:m="http://schemas.openxmlformats.org/officeDocument/2006/math" xmlns:v="urn:schemas-microsoft-com:vml" xmlns:wp14="http://schemas.microsoft.com/office/word/2010/wordprocessingDrawing" xmlns:wp="http://schemas.openxmlformats.org/drawingml/2006/wordprocessingDrawing" xmlns:w10="urn:schemas-microsoft-com:office:word" xmlns:w="http://schemas.openxmlformats.org/wordprocessingml/2006/main" xmlns:w14="http://schemas.microsoft.com/office/word/2010/wordml" xmlns:w15="http://schemas.microsoft.com/office/word/2012/wordml" xmlns:w16cex="http://schemas.microsoft.com/office/word/2018/wordml/cex" xmlns:w16cid="http://schemas.microsoft.com/office/word/2016/wordml/cid" xmlns:w16="http://schemas.microsoft.com/office/word/2018/wordml" xmlns:w16du="http://schemas.microsoft.com/office/word/2023/wordml/word16du" xmlns:w16sdtdh="http://schemas.microsoft.com/office/word/2020/wordml/sdtdatahash" xmlns:w16sdtfl="http://schemas.microsoft.com/office/word/2024/wordml/sdtformatlock" xmlns:w16se="http://schemas.microsoft.com/office/word/2015/wordml/symex" xmlns:wpg="http://schemas.microsoft.com/office/word/2010/wordprocessingGroup" xmlns:wpi="http://schemas.microsoft.com/office/word/2010/wordprocessingInk" xmlns:wne="http://schemas.microsoft.com/office/word/2006/wordml" xmlns:wps="http://schemas.microsoft.com/office/word/2010/wordprocessingShape" mc:Ignorable="w14 w15 w16se w16cid w16 w16cex w16sdtdh w16sdtfl w16du wp14">
   <w:endnote w:type="separator" w:id="-1">
     <w:p>
       <w:pPr>
@@ -2501,7 +1255,7 @@
 </file>
 
 <file path=word/footer1.xml><?xml version="1.0" encoding="utf-8"?>
-<w:ftr xmlns:wpc="http://schemas.microsoft.com/office/word/2010/wordprocessingCanvas" xmlns:cx="http://schemas.microsoft.com/office/drawing/2014/chartex" xmlns:cx1="http://schemas.microsoft.com/office/drawing/2015/9/8/chartex" xmlns:cx2="http://schemas.microsoft.com/office/drawing/2015/10/21/chartex" xmlns:cx3="http://schemas.microsoft.com/office/drawing/2016/5/9/chartex" xmlns:cx4="http://schemas.microsoft.com/office/drawing/2016/5/10/chartex" xmlns:cx5="http://schemas.microsoft.com/office/drawing/2016/5/11/chartex" xmlns:cx6="http://schemas.microsoft.com/office/drawing/2016/5/12/chartex" xmlns:cx7="http://schemas.microsoft.com/office/drawing/2016/5/13/chartex" xmlns:cx8="http://schemas.microsoft.com/office/drawing/2016/5/14/chartex" xmlns:mc="http://schemas.openxmlformats.org/markup-compatibility/2006" xmlns:aink="http://schemas.microsoft.com/office/drawing/2016/ink" xmlns:am3d="http://schemas.microsoft.com/office/drawing/2017/model3d" xmlns:o="urn:schemas-microsoft-com:office:office" xmlns:oel="http://schemas.microsoft.com/office/2019/extlst" xmlns:r="http://schemas.openxmlformats.org/officeDocument/2006/relationships" xmlns:m="http://schemas.openxmlformats.org/officeDocument/2006/math" xmlns:v="urn:schemas-microsoft-com:vml" xmlns:wp14="http://schemas.microsoft.com/office/word/2010/wordprocessingDrawing" xmlns:wp="http://schemas.openxmlformats.org/drawingml/2006/wordprocessingDrawing" xmlns:w10="urn:schemas-microsoft-com:office:word" xmlns:w="http://schemas.openxmlformats.org/wordprocessingml/2006/main" xmlns:w14="http://schemas.microsoft.com/office/word/2010/wordml" xmlns:w15="http://schemas.microsoft.com/office/word/2012/wordml" xmlns:w16cex="http://schemas.microsoft.com/office/word/2018/wordml/cex" xmlns:w16cid="http://schemas.microsoft.com/office/word/2016/wordml/cid" xmlns:w16="http://schemas.microsoft.com/office/word/2018/wordml" xmlns:w16du="http://schemas.microsoft.com/office/word/2023/wordml/word16du" xmlns:w16sdtdh="http://schemas.microsoft.com/office/word/2020/wordml/sdtdatahash" xmlns:w16se="http://schemas.microsoft.com/office/word/2015/wordml/symex" xmlns:wpg="http://schemas.microsoft.com/office/word/2010/wordprocessingGroup" xmlns:wpi="http://schemas.microsoft.com/office/word/2010/wordprocessingInk" xmlns:wne="http://schemas.microsoft.com/office/word/2006/wordml" xmlns:wps="http://schemas.microsoft.com/office/word/2010/wordprocessingShape" mc:Ignorable="w14 w15 w16se w16cid w16 w16cex w16sdtdh wp14">
+<w:ftr xmlns:wpc="http://schemas.microsoft.com/office/word/2010/wordprocessingCanvas" xmlns:cx="http://schemas.microsoft.com/office/drawing/2014/chartex" xmlns:cx1="http://schemas.microsoft.com/office/drawing/2015/9/8/chartex" xmlns:cx2="http://schemas.microsoft.com/office/drawing/2015/10/21/chartex" xmlns:cx3="http://schemas.microsoft.com/office/drawing/2016/5/9/chartex" xmlns:cx4="http://schemas.microsoft.com/office/drawing/2016/5/10/chartex" xmlns:cx5="http://schemas.microsoft.com/office/drawing/2016/5/11/chartex" xmlns:cx6="http://schemas.microsoft.com/office/drawing/2016/5/12/chartex" xmlns:cx7="http://schemas.microsoft.com/office/drawing/2016/5/13/chartex" xmlns:cx8="http://schemas.microsoft.com/office/drawing/2016/5/14/chartex" xmlns:mc="http://schemas.openxmlformats.org/markup-compatibility/2006" xmlns:aink="http://schemas.microsoft.com/office/drawing/2016/ink" xmlns:am3d="http://schemas.microsoft.com/office/drawing/2017/model3d" xmlns:o="urn:schemas-microsoft-com:office:office" xmlns:oel="http://schemas.microsoft.com/office/2019/extlst" xmlns:r="http://schemas.openxmlformats.org/officeDocument/2006/relationships" xmlns:m="http://schemas.openxmlformats.org/officeDocument/2006/math" xmlns:v="urn:schemas-microsoft-com:vml" xmlns:wp14="http://schemas.microsoft.com/office/word/2010/wordprocessingDrawing" xmlns:wp="http://schemas.openxmlformats.org/drawingml/2006/wordprocessingDrawing" xmlns:w10="urn:schemas-microsoft-com:office:word" xmlns:w="http://schemas.openxmlformats.org/wordprocessingml/2006/main" xmlns:w14="http://schemas.microsoft.com/office/word/2010/wordml" xmlns:w15="http://schemas.microsoft.com/office/word/2012/wordml" xmlns:w16cex="http://schemas.microsoft.com/office/word/2018/wordml/cex" xmlns:w16cid="http://schemas.microsoft.com/office/word/2016/wordml/cid" xmlns:w16="http://schemas.microsoft.com/office/word/2018/wordml" xmlns:w16du="http://schemas.microsoft.com/office/word/2023/wordml/word16du" xmlns:w16sdtdh="http://schemas.microsoft.com/office/word/2020/wordml/sdtdatahash" xmlns:w16sdtfl="http://schemas.microsoft.com/office/word/2024/wordml/sdtformatlock" xmlns:w16se="http://schemas.microsoft.com/office/word/2015/wordml/symex" xmlns:wpg="http://schemas.microsoft.com/office/word/2010/wordprocessingGroup" xmlns:wpi="http://schemas.microsoft.com/office/word/2010/wordprocessingInk" xmlns:wne="http://schemas.microsoft.com/office/word/2006/wordml" xmlns:wps="http://schemas.microsoft.com/office/word/2010/wordprocessingShape" mc:Ignorable="w14 w15 w16se w16cid w16 w16cex w16sdtdh w16sdtfl w16du wp14">
   <w:sdt>
     <w:sdtPr>
       <w:id w:val="1495451635"/>
@@ -2514,6 +1268,7 @@
       <w:p>
         <w:pPr>
           <w:pStyle w:val="a5"/>
+          <w:ind w:right="-2"/>
           <w:jc w:val="right"/>
         </w:pPr>
         <w:r>
@@ -2552,7 +1307,7 @@
 </file>
 
 <file path=word/footnotes.xml><?xml version="1.0" encoding="utf-8"?>
-<w:footnotes xmlns:wpc="http://schemas.microsoft.com/office/word/2010/wordprocessingCanvas" xmlns:cx="http://schemas.microsoft.com/office/drawing/2014/chartex" xmlns:cx1="http://schemas.microsoft.com/office/drawing/2015/9/8/chartex" xmlns:cx2="http://schemas.microsoft.com/office/drawing/2015/10/21/chartex" xmlns:cx3="http://schemas.microsoft.com/office/drawing/2016/5/9/chartex" xmlns:cx4="http://schemas.microsoft.com/office/drawing/2016/5/10/chartex" xmlns:cx5="http://schemas.microsoft.com/office/drawing/2016/5/11/chartex" xmlns:cx6="http://schemas.microsoft.com/office/drawing/2016/5/12/chartex" xmlns:cx7="http://schemas.microsoft.com/office/drawing/2016/5/13/chartex" xmlns:cx8="http://schemas.microsoft.com/office/drawing/2016/5/14/chartex" xmlns:mc="http://schemas.openxmlformats.org/markup-compatibility/2006" xmlns:aink="http://schemas.microsoft.com/office/drawing/2016/ink" xmlns:am3d="http://schemas.microsoft.com/office/drawing/2017/model3d" xmlns:o="urn:schemas-microsoft-com:office:office" xmlns:oel="http://schemas.microsoft.com/office/2019/extlst" xmlns:r="http://schemas.openxmlformats.org/officeDocument/2006/relationships" xmlns:m="http://schemas.openxmlformats.org/officeDocument/2006/math" xmlns:v="urn:schemas-microsoft-com:vml" xmlns:wp14="http://schemas.microsoft.com/office/word/2010/wordprocessingDrawing" xmlns:wp="http://schemas.openxmlformats.org/drawingml/2006/wordprocessingDrawing" xmlns:w10="urn:schemas-microsoft-com:office:word" xmlns:w="http://schemas.openxmlformats.org/wordprocessingml/2006/main" xmlns:w14="http://schemas.microsoft.com/office/word/2010/wordml" xmlns:w15="http://schemas.microsoft.com/office/word/2012/wordml" xmlns:w16cex="http://schemas.microsoft.com/office/word/2018/wordml/cex" xmlns:w16cid="http://schemas.microsoft.com/office/word/2016/wordml/cid" xmlns:w16="http://schemas.microsoft.com/office/word/2018/wordml" xmlns:w16du="http://schemas.microsoft.com/office/word/2023/wordml/word16du" xmlns:w16sdtdh="http://schemas.microsoft.com/office/word/2020/wordml/sdtdatahash" xmlns:w16se="http://schemas.microsoft.com/office/word/2015/wordml/symex" xmlns:wpg="http://schemas.microsoft.com/office/word/2010/wordprocessingGroup" xmlns:wpi="http://schemas.microsoft.com/office/word/2010/wordprocessingInk" xmlns:wne="http://schemas.microsoft.com/office/word/2006/wordml" xmlns:wps="http://schemas.microsoft.com/office/word/2010/wordprocessingShape" mc:Ignorable="w14 w15 w16se w16cid w16 w16cex w16sdtdh wp14">
+<w:footnotes xmlns:wpc="http://schemas.microsoft.com/office/word/2010/wordprocessingCanvas" xmlns:cx="http://schemas.microsoft.com/office/drawing/2014/chartex" xmlns:cx1="http://schemas.microsoft.com/office/drawing/2015/9/8/chartex" xmlns:cx2="http://schemas.microsoft.com/office/drawing/2015/10/21/chartex" xmlns:cx3="http://schemas.microsoft.com/office/drawing/2016/5/9/chartex" xmlns:cx4="http://schemas.microsoft.com/office/drawing/2016/5/10/chartex" xmlns:cx5="http://schemas.microsoft.com/office/drawing/2016/5/11/chartex" xmlns:cx6="http://schemas.microsoft.com/office/drawing/2016/5/12/chartex" xmlns:cx7="http://schemas.microsoft.com/office/drawing/2016/5/13/chartex" xmlns:cx8="http://schemas.microsoft.com/office/drawing/2016/5/14/chartex" xmlns:mc="http://schemas.openxmlformats.org/markup-compatibility/2006" xmlns:aink="http://schemas.microsoft.com/office/drawing/2016/ink" xmlns:am3d="http://schemas.microsoft.com/office/drawing/2017/model3d" xmlns:o="urn:schemas-microsoft-com:office:office" xmlns:oel="http://schemas.microsoft.com/office/2019/extlst" xmlns:r="http://schemas.openxmlformats.org/officeDocument/2006/relationships" xmlns:m="http://schemas.openxmlformats.org/officeDocument/2006/math" xmlns:v="urn:schemas-microsoft-com:vml" xmlns:wp14="http://schemas.microsoft.com/office/word/2010/wordprocessingDrawing" xmlns:wp="http://schemas.openxmlformats.org/drawingml/2006/wordprocessingDrawing" xmlns:w10="urn:schemas-microsoft-com:office:word" xmlns:w="http://schemas.openxmlformats.org/wordprocessingml/2006/main" xmlns:w14="http://schemas.microsoft.com/office/word/2010/wordml" xmlns:w15="http://schemas.microsoft.com/office/word/2012/wordml" xmlns:w16cex="http://schemas.microsoft.com/office/word/2018/wordml/cex" xmlns:w16cid="http://schemas.microsoft.com/office/word/2016/wordml/cid" xmlns:w16="http://schemas.microsoft.com/office/word/2018/wordml" xmlns:w16du="http://schemas.microsoft.com/office/word/2023/wordml/word16du" xmlns:w16sdtdh="http://schemas.microsoft.com/office/word/2020/wordml/sdtdatahash" xmlns:w16sdtfl="http://schemas.microsoft.com/office/word/2024/wordml/sdtformatlock" xmlns:w16se="http://schemas.microsoft.com/office/word/2015/wordml/symex" xmlns:wpg="http://schemas.microsoft.com/office/word/2010/wordprocessingGroup" xmlns:wpi="http://schemas.microsoft.com/office/word/2010/wordprocessingInk" xmlns:wne="http://schemas.microsoft.com/office/word/2006/wordml" xmlns:wps="http://schemas.microsoft.com/office/word/2010/wordprocessingShape" mc:Ignorable="w14 w15 w16se w16cid w16 w16cex w16sdtdh w16sdtfl w16du wp14">
   <w:footnote w:type="separator" w:id="-1">
     <w:p>
       <w:pPr>
@@ -2577,7 +1332,7 @@
 </file>
 
 <file path=word/numbering.xml><?xml version="1.0" encoding="utf-8"?>
-<w:numbering xmlns:wpc="http://schemas.microsoft.com/office/word/2010/wordprocessingCanvas" xmlns:cx="http://schemas.microsoft.com/office/drawing/2014/chartex" xmlns:cx1="http://schemas.microsoft.com/office/drawing/2015/9/8/chartex" xmlns:cx2="http://schemas.microsoft.com/office/drawing/2015/10/21/chartex" xmlns:cx3="http://schemas.microsoft.com/office/drawing/2016/5/9/chartex" xmlns:cx4="http://schemas.microsoft.com/office/drawing/2016/5/10/chartex" xmlns:cx5="http://schemas.microsoft.com/office/drawing/2016/5/11/chartex" xmlns:cx6="http://schemas.microsoft.com/office/drawing/2016/5/12/chartex" xmlns:cx7="http://schemas.microsoft.com/office/drawing/2016/5/13/chartex" xmlns:cx8="http://schemas.microsoft.com/office/drawing/2016/5/14/chartex" xmlns:mc="http://schemas.openxmlformats.org/markup-compatibility/2006" xmlns:aink="http://schemas.microsoft.com/office/drawing/2016/ink" xmlns:am3d="http://schemas.microsoft.com/office/drawing/2017/model3d" xmlns:o="urn:schemas-microsoft-com:office:office" xmlns:oel="http://schemas.microsoft.com/office/2019/extlst" xmlns:r="http://schemas.openxmlformats.org/officeDocument/2006/relationships" xmlns:m="http://schemas.openxmlformats.org/officeDocument/2006/math" xmlns:v="urn:schemas-microsoft-com:vml" xmlns:wp14="http://schemas.microsoft.com/office/word/2010/wordprocessingDrawing" xmlns:wp="http://schemas.openxmlformats.org/drawingml/2006/wordprocessingDrawing" xmlns:w10="urn:schemas-microsoft-com:office:word" xmlns:w="http://schemas.openxmlformats.org/wordprocessingml/2006/main" xmlns:w14="http://schemas.microsoft.com/office/word/2010/wordml" xmlns:w15="http://schemas.microsoft.com/office/word/2012/wordml" xmlns:w16cex="http://schemas.microsoft.com/office/word/2018/wordml/cex" xmlns:w16cid="http://schemas.microsoft.com/office/word/2016/wordml/cid" xmlns:w16="http://schemas.microsoft.com/office/word/2018/wordml" xmlns:w16du="http://schemas.microsoft.com/office/word/2023/wordml/word16du" xmlns:w16sdtdh="http://schemas.microsoft.com/office/word/2020/wordml/sdtdatahash" xmlns:w16se="http://schemas.microsoft.com/office/word/2015/wordml/symex" xmlns:wpg="http://schemas.microsoft.com/office/word/2010/wordprocessingGroup" xmlns:wpi="http://schemas.microsoft.com/office/word/2010/wordprocessingInk" xmlns:wne="http://schemas.microsoft.com/office/word/2006/wordml" xmlns:wps="http://schemas.microsoft.com/office/word/2010/wordprocessingShape" mc:Ignorable="w14 w15 w16se w16cid w16 w16cex w16sdtdh wp14">
+<w:numbering xmlns:wpc="http://schemas.microsoft.com/office/word/2010/wordprocessingCanvas" xmlns:cx="http://schemas.microsoft.com/office/drawing/2014/chartex" xmlns:cx1="http://schemas.microsoft.com/office/drawing/2015/9/8/chartex" xmlns:cx2="http://schemas.microsoft.com/office/drawing/2015/10/21/chartex" xmlns:cx3="http://schemas.microsoft.com/office/drawing/2016/5/9/chartex" xmlns:cx4="http://schemas.microsoft.com/office/drawing/2016/5/10/chartex" xmlns:cx5="http://schemas.microsoft.com/office/drawing/2016/5/11/chartex" xmlns:cx6="http://schemas.microsoft.com/office/drawing/2016/5/12/chartex" xmlns:cx7="http://schemas.microsoft.com/office/drawing/2016/5/13/chartex" xmlns:cx8="http://schemas.microsoft.com/office/drawing/2016/5/14/chartex" xmlns:mc="http://schemas.openxmlformats.org/markup-compatibility/2006" xmlns:aink="http://schemas.microsoft.com/office/drawing/2016/ink" xmlns:am3d="http://schemas.microsoft.com/office/drawing/2017/model3d" xmlns:o="urn:schemas-microsoft-com:office:office" xmlns:oel="http://schemas.microsoft.com/office/2019/extlst" xmlns:r="http://schemas.openxmlformats.org/officeDocument/2006/relationships" xmlns:m="http://schemas.openxmlformats.org/officeDocument/2006/math" xmlns:v="urn:schemas-microsoft-com:vml" xmlns:wp14="http://schemas.microsoft.com/office/word/2010/wordprocessingDrawing" xmlns:wp="http://schemas.openxmlformats.org/drawingml/2006/wordprocessingDrawing" xmlns:w10="urn:schemas-microsoft-com:office:word" xmlns:w="http://schemas.openxmlformats.org/wordprocessingml/2006/main" xmlns:w14="http://schemas.microsoft.com/office/word/2010/wordml" xmlns:w15="http://schemas.microsoft.com/office/word/2012/wordml" xmlns:w16cex="http://schemas.microsoft.com/office/word/2018/wordml/cex" xmlns:w16cid="http://schemas.microsoft.com/office/word/2016/wordml/cid" xmlns:w16="http://schemas.microsoft.com/office/word/2018/wordml" xmlns:w16du="http://schemas.microsoft.com/office/word/2023/wordml/word16du" xmlns:w16sdtdh="http://schemas.microsoft.com/office/word/2020/wordml/sdtdatahash" xmlns:w16sdtfl="http://schemas.microsoft.com/office/word/2024/wordml/sdtformatlock" xmlns:w16se="http://schemas.microsoft.com/office/word/2015/wordml/symex" xmlns:wpg="http://schemas.microsoft.com/office/word/2010/wordprocessingGroup" xmlns:wpi="http://schemas.microsoft.com/office/word/2010/wordprocessingInk" xmlns:wne="http://schemas.microsoft.com/office/word/2006/wordml" xmlns:wps="http://schemas.microsoft.com/office/word/2010/wordprocessingShape" mc:Ignorable="w14 w15 w16se w16cid w16 w16cex w16sdtdh w16sdtfl w16du wp14">
   <w:abstractNum w:abstractNumId="0" w15:restartNumberingAfterBreak="0">
     <w:nsid w:val="004D26E9"/>
     <w:multiLevelType w:val="hybridMultilevel"/>
@@ -6782,6 +5537,95 @@
     </w:lvl>
   </w:abstractNum>
   <w:abstractNum w:abstractNumId="42" w15:restartNumberingAfterBreak="0">
+    <w:nsid w:val="77C04FE6"/>
+    <w:multiLevelType w:val="hybridMultilevel"/>
+    <w:tmpl w:val="A268F0D8"/>
+    <w:lvl w:ilvl="0" w:tplc="0409000F">
+      <w:start w:val="1"/>
+      <w:numFmt w:val="decimal"/>
+      <w:lvlText w:val="%1."/>
+      <w:lvlJc w:val="left"/>
+      <w:pPr>
+        <w:ind w:left="343" w:hanging="360"/>
+      </w:pPr>
+      <w:rPr>
+        <w:rFonts w:hint="default"/>
+      </w:rPr>
+    </w:lvl>
+    <w:lvl w:ilvl="1" w:tplc="FFFFFFFF" w:tentative="1">
+      <w:start w:val="1"/>
+      <w:numFmt w:val="ideographTraditional"/>
+      <w:lvlText w:val="%2、"/>
+      <w:lvlJc w:val="left"/>
+      <w:pPr>
+        <w:ind w:left="960" w:hanging="480"/>
+      </w:pPr>
+    </w:lvl>
+    <w:lvl w:ilvl="2" w:tplc="FFFFFFFF" w:tentative="1">
+      <w:start w:val="1"/>
+      <w:numFmt w:val="lowerRoman"/>
+      <w:lvlText w:val="%3."/>
+      <w:lvlJc w:val="right"/>
+      <w:pPr>
+        <w:ind w:left="1440" w:hanging="480"/>
+      </w:pPr>
+    </w:lvl>
+    <w:lvl w:ilvl="3" w:tplc="FFFFFFFF" w:tentative="1">
+      <w:start w:val="1"/>
+      <w:numFmt w:val="decimal"/>
+      <w:lvlText w:val="%4."/>
+      <w:lvlJc w:val="left"/>
+      <w:pPr>
+        <w:ind w:left="1920" w:hanging="480"/>
+      </w:pPr>
+    </w:lvl>
+    <w:lvl w:ilvl="4" w:tplc="FFFFFFFF" w:tentative="1">
+      <w:start w:val="1"/>
+      <w:numFmt w:val="ideographTraditional"/>
+      <w:lvlText w:val="%5、"/>
+      <w:lvlJc w:val="left"/>
+      <w:pPr>
+        <w:ind w:left="2400" w:hanging="480"/>
+      </w:pPr>
+    </w:lvl>
+    <w:lvl w:ilvl="5" w:tplc="FFFFFFFF" w:tentative="1">
+      <w:start w:val="1"/>
+      <w:numFmt w:val="lowerRoman"/>
+      <w:lvlText w:val="%6."/>
+      <w:lvlJc w:val="right"/>
+      <w:pPr>
+        <w:ind w:left="2880" w:hanging="480"/>
+      </w:pPr>
+    </w:lvl>
+    <w:lvl w:ilvl="6" w:tplc="FFFFFFFF" w:tentative="1">
+      <w:start w:val="1"/>
+      <w:numFmt w:val="decimal"/>
+      <w:lvlText w:val="%7."/>
+      <w:lvlJc w:val="left"/>
+      <w:pPr>
+        <w:ind w:left="3360" w:hanging="480"/>
+      </w:pPr>
+    </w:lvl>
+    <w:lvl w:ilvl="7" w:tplc="FFFFFFFF" w:tentative="1">
+      <w:start w:val="1"/>
+      <w:numFmt w:val="ideographTraditional"/>
+      <w:lvlText w:val="%8、"/>
+      <w:lvlJc w:val="left"/>
+      <w:pPr>
+        <w:ind w:left="3840" w:hanging="480"/>
+      </w:pPr>
+    </w:lvl>
+    <w:lvl w:ilvl="8" w:tplc="FFFFFFFF" w:tentative="1">
+      <w:start w:val="1"/>
+      <w:numFmt w:val="lowerRoman"/>
+      <w:lvlText w:val="%9."/>
+      <w:lvlJc w:val="right"/>
+      <w:pPr>
+        <w:ind w:left="4320" w:hanging="480"/>
+      </w:pPr>
+    </w:lvl>
+  </w:abstractNum>
+  <w:abstractNum w:abstractNumId="43" w15:restartNumberingAfterBreak="0">
     <w:nsid w:val="7AEF7738"/>
     <w:multiLevelType w:val="hybridMultilevel"/>
     <w:tmpl w:val="BD4EF894"/>
@@ -6870,7 +5714,7 @@
       </w:pPr>
     </w:lvl>
   </w:abstractNum>
-  <w:abstractNum w:abstractNumId="43" w15:restartNumberingAfterBreak="0">
+  <w:abstractNum w:abstractNumId="44" w15:restartNumberingAfterBreak="0">
     <w:nsid w:val="7CF06641"/>
     <w:multiLevelType w:val="hybridMultilevel"/>
     <w:tmpl w:val="38987BB6"/>
@@ -6983,7 +5827,7 @@
       </w:rPr>
     </w:lvl>
   </w:abstractNum>
-  <w:abstractNum w:abstractNumId="44" w15:restartNumberingAfterBreak="0">
+  <w:abstractNum w:abstractNumId="45" w15:restartNumberingAfterBreak="0">
     <w:nsid w:val="7ED21F2D"/>
     <w:multiLevelType w:val="hybridMultilevel"/>
     <w:tmpl w:val="67B28E22"/>
@@ -7091,7 +5935,7 @@
     <w:abstractNumId w:val="5"/>
   </w:num>
   <w:num w:numId="8" w16cid:durableId="91359410">
-    <w:abstractNumId w:val="44"/>
+    <w:abstractNumId w:val="45"/>
   </w:num>
   <w:num w:numId="9" w16cid:durableId="526260562">
     <w:abstractNumId w:val="27"/>
@@ -7133,7 +5977,7 @@
     <w:abstractNumId w:val="20"/>
   </w:num>
   <w:num w:numId="22" w16cid:durableId="650645936">
-    <w:abstractNumId w:val="42"/>
+    <w:abstractNumId w:val="43"/>
   </w:num>
   <w:num w:numId="23" w16cid:durableId="511377458">
     <w:abstractNumId w:val="24"/>
@@ -7175,7 +6019,7 @@
     <w:abstractNumId w:val="32"/>
   </w:num>
   <w:num w:numId="36" w16cid:durableId="1452703457">
-    <w:abstractNumId w:val="43"/>
+    <w:abstractNumId w:val="44"/>
   </w:num>
   <w:num w:numId="37" w16cid:durableId="1946233452">
     <w:abstractNumId w:val="33"/>
@@ -7204,11 +6048,14 @@
   <w:num w:numId="45" w16cid:durableId="2123761469">
     <w:abstractNumId w:val="35"/>
   </w:num>
+  <w:num w:numId="46" w16cid:durableId="1658802887">
+    <w:abstractNumId w:val="42"/>
+  </w:num>
 </w:numbering>
 </file>
 
 <file path=word/styles.xml><?xml version="1.0" encoding="utf-8"?>
-<w:styles xmlns:mc="http://schemas.openxmlformats.org/markup-compatibility/2006" xmlns:r="http://schemas.openxmlformats.org/officeDocument/2006/relationships" xmlns:w="http://schemas.openxmlformats.org/wordprocessingml/2006/main" xmlns:w14="http://schemas.microsoft.com/office/word/2010/wordml" xmlns:w15="http://schemas.microsoft.com/office/word/2012/wordml" xmlns:w16cex="http://schemas.microsoft.com/office/word/2018/wordml/cex" xmlns:w16cid="http://schemas.microsoft.com/office/word/2016/wordml/cid" xmlns:w16="http://schemas.microsoft.com/office/word/2018/wordml" xmlns:w16sdtdh="http://schemas.microsoft.com/office/word/2020/wordml/sdtdatahash" xmlns:w16se="http://schemas.microsoft.com/office/word/2015/wordml/symex" mc:Ignorable="w14 w15 w16se w16cid w16 w16cex w16sdtdh">
+<w:styles xmlns:mc="http://schemas.openxmlformats.org/markup-compatibility/2006" xmlns:r="http://schemas.openxmlformats.org/officeDocument/2006/relationships" xmlns:w="http://schemas.openxmlformats.org/wordprocessingml/2006/main" xmlns:w14="http://schemas.microsoft.com/office/word/2010/wordml" xmlns:w15="http://schemas.microsoft.com/office/word/2012/wordml" xmlns:w16cex="http://schemas.microsoft.com/office/word/2018/wordml/cex" xmlns:w16cid="http://schemas.microsoft.com/office/word/2016/wordml/cid" xmlns:w16="http://schemas.microsoft.com/office/word/2018/wordml" xmlns:w16du="http://schemas.microsoft.com/office/word/2023/wordml/word16du" xmlns:w16sdtdh="http://schemas.microsoft.com/office/word/2020/wordml/sdtdatahash" xmlns:w16sdtfl="http://schemas.microsoft.com/office/word/2024/wordml/sdtformatlock" xmlns:w16se="http://schemas.microsoft.com/office/word/2015/wordml/symex" mc:Ignorable="w14 w15 w16se w16cid w16 w16cex w16sdtdh w16sdtfl w16du">
   <w:docDefaults>
     <w:rPrDefault>
       <w:rPr>
